--- a/report.docx
+++ b/report.docx
@@ -10,13 +10,41 @@
         <w:t xml:space="preserve">My First Reproducible Report</w:t>
       </w:r>
     </w:p>
-    <w:bookmarkStart w:id="26" w:name="first-quarto-doc-on-git"/>
+    <w:p>
+      <w:pPr>
+        <w:pStyle w:val="FirstParagraph"/>
+      </w:pPr>
+      <w:r>
+        <w:t xml:space="preserve">Commit #1 from</w:t>
+      </w:r>
+      <w:r>
+        <w:t xml:space="preserve"> </w:t>
+      </w:r>
+      <w:r>
+        <w:t xml:space="preserve">Lydeamore et al.</w:t>
+      </w:r>
+      <w:r>
+        <w:t xml:space="preserve"> </w:t>
+      </w:r>
+      <w:r>
+        <w:t xml:space="preserve">(2026)</w:t>
+      </w:r>
+    </w:p>
+    <w:p>
+      <w:pPr>
+        <w:pStyle w:val="BodyText"/>
+      </w:pPr>
+      <w:r>
+        <w:t xml:space="preserve">Commit #2.1</w:t>
+      </w:r>
+    </w:p>
+    <w:bookmarkStart w:id="18" w:name="sec-first"/>
     <w:p>
       <w:pPr>
         <w:pStyle w:val="Heading1"/>
       </w:pPr>
       <w:r>
-        <w:t xml:space="preserve">1. First quarto doc on git</w:t>
+        <w:t xml:space="preserve">First quarto doc on git</w:t>
       </w:r>
     </w:p>
     <w:p>
@@ -24,16 +52,92 @@
         <w:pStyle w:val="FirstParagraph"/>
       </w:pPr>
       <w:r>
-        <w:t xml:space="preserve">I’m learning how to use Github</w:t>
+        <w:t xml:space="preserve">I’m learning how to use Github as part of some reproducible practices. This is in</w:t>
+      </w:r>
+      <w:r>
+        <w:t xml:space="preserve"> </w:t>
+      </w:r>
+      <w:hyperlink w:anchor="sec-first">
+        <w:r>
+          <w:rPr>
+            <w:rStyle w:val="Hyperlink"/>
+          </w:rPr>
+          <w:t xml:space="preserve">Section 1</w:t>
+        </w:r>
+      </w:hyperlink>
+      <w:r>
+        <w:t xml:space="preserve">. Next is</w:t>
+      </w:r>
+      <w:r>
+        <w:t xml:space="preserve"> </w:t>
+      </w:r>
+      <w:hyperlink w:anchor="sec-subheading1">
+        <w:r>
+          <w:rPr>
+            <w:rStyle w:val="Hyperlink"/>
+          </w:rPr>
+          <w:t xml:space="preserve">Section 1.2</w:t>
+        </w:r>
+      </w:hyperlink>
+      <w:r>
+        <w:t xml:space="preserve">.</w:t>
       </w:r>
     </w:p>
-    <w:bookmarkStart w:id="25" w:name="now-it-has-a-subheading"/>
+    <w:p>
+      <w:pPr>
+        <w:pStyle w:val="BodyText"/>
+      </w:pPr>
+      <w:r>
+        <w:t xml:space="preserve">Changes to show editors instead of VI</w:t>
+      </w:r>
+    </w:p>
+    <w:bookmarkStart w:id="9" w:name="this-subsection-im-making-on-a-branch"/>
     <w:p>
       <w:pPr>
         <w:pStyle w:val="Heading2"/>
       </w:pPr>
       <w:r>
-        <w:t xml:space="preserve">1.1 Now it has a subheading</w:t>
+        <w:t xml:space="preserve">This subsection I’m making on a branch</w:t>
+      </w:r>
+    </w:p>
+    <w:p>
+      <w:pPr>
+        <w:pStyle w:val="FirstParagraph"/>
+      </w:pPr>
+      <w:r>
+        <w:t xml:space="preserve">Wow I’m a subsection</w:t>
+      </w:r>
+    </w:p>
+    <w:p>
+      <w:pPr>
+        <w:pStyle w:val="BodyText"/>
+      </w:pPr>
+      <w:r>
+        <w:t xml:space="preserve">Other changes on main</w:t>
+      </w:r>
+      <w:r>
+        <w:t xml:space="preserve"> </w:t>
+      </w:r>
+      <w:r>
+        <w:t xml:space="preserve">Changes to cause a conflict.</w:t>
+      </w:r>
+    </w:p>
+    <w:p>
+      <w:pPr>
+        <w:pStyle w:val="BodyText"/>
+      </w:pPr>
+      <w:r>
+        <w:t xml:space="preserve">This one is on my second branch</w:t>
+      </w:r>
+    </w:p>
+    <w:bookmarkEnd w:id="9"/>
+    <w:bookmarkStart w:id="17" w:name="sec-subheading1"/>
+    <w:p>
+      <w:pPr>
+        <w:pStyle w:val="Heading2"/>
+      </w:pPr>
+      <w:r>
+        <w:t xml:space="preserve">Now it has a subheading</w:t>
       </w:r>
     </w:p>
     <w:tbl>
@@ -49,7 +153,7 @@
       <w:tr>
         <w:tc>
           <w:tcPr/>
-          <w:bookmarkStart w:id="23" w:name="fig-scatterplot"/>
+          <w:bookmarkStart w:id="13" w:name="fig-scatterplot"/>
           <w:p>
             <w:pPr>
               <w:pStyle w:val="Compact"/>
@@ -60,18 +164,18 @@
                 <wp:inline>
                   <wp:extent cx="5334000" cy="4267200"/>
                   <wp:effectExtent b="0" l="0" r="0" t="0"/>
-                  <wp:docPr descr="" title="" id="21" name="Picture"/>
+                  <wp:docPr descr="" title="" id="11" name="Picture"/>
                   <a:graphic>
                     <a:graphicData uri="http://schemas.openxmlformats.org/drawingml/2006/picture">
                       <pic:pic>
                         <pic:nvPicPr>
-                          <pic:cNvPr descr="report_files/figure-docx/fig-scatterplot-1.png" id="22" name="Picture"/>
+                          <pic:cNvPr descr="report_files/figure-docx/fig-scatterplot-1.png" id="12" name="Picture"/>
                           <pic:cNvPicPr>
                             <a:picLocks noChangeArrowheads="1" noChangeAspect="1"/>
                           </pic:cNvPicPr>
                         </pic:nvPicPr>
                         <pic:blipFill>
-                          <a:blip r:embed="rId20"/>
+                          <a:blip r:embed="rId10"/>
                           <a:stretch>
                             <a:fillRect/>
                           </a:stretch>
@@ -103,7 +207,7 @@
               <w:jc w:val="center"/>
             </w:pPr>
             <w:pPr>
-              <w:jc w:val="start"/>
+              <w:jc w:val="left"/>
               <w:spacing w:before="200"/>
               <w:pStyle w:val="ImageCaption"/>
             </w:pPr>
@@ -111,7 +215,7 @@
               <w:t xml:space="preserve">Figure 1: Normalised mileage of cars. Positive values represent above average mileage, negative values indicate negative mileage</w:t>
             </w:r>
           </w:p>
-          <w:bookmarkEnd w:id="23"/>
+          <w:bookmarkEnd w:id="13"/>
         </w:tc>
       </w:tr>
     </w:tbl>
@@ -138,6 +242,31 @@
       </w:r>
       <w:r>
         <w:t xml:space="preserve">we can see some green and salmon bars.</w:t>
+      </w:r>
+    </w:p>
+    <w:p>
+      <w:pPr>
+        <w:pStyle w:val="BodyText"/>
+      </w:pPr>
+      <w:r>
+        <w:t xml:space="preserve">But in</w:t>
+      </w:r>
+      <w:r>
+        <w:t xml:space="preserve"> </w:t>
+      </w:r>
+      <w:hyperlink w:anchor="tbl-summarytable">
+        <w:r>
+          <w:rPr>
+            <w:rStyle w:val="Hyperlink"/>
+          </w:rPr>
+          <w:t xml:space="preserve">Table 1</w:t>
+        </w:r>
+      </w:hyperlink>
+      <w:r>
+        <w:t xml:space="preserve"> </w:t>
+      </w:r>
+      <w:r>
+        <w:t xml:space="preserve">you can see a data summary.</w:t>
       </w:r>
     </w:p>
     <w:tbl>
@@ -153,13 +282,13 @@
       <w:tr>
         <w:tc>
           <w:tcPr/>
-          <w:bookmarkStart w:id="24" w:name="tbl-summarytable"/>
+          <w:bookmarkStart w:id="14" w:name="tbl-summarytable"/>
           <w:p>
             <w:pPr>
               <w:jc w:val="center"/>
             </w:pPr>
             <w:pPr>
-              <w:jc w:val="start"/>
+              <w:jc w:val="left"/>
               <w:spacing w:before="200"/>
               <w:pStyle w:val="ImageCaption"/>
             </w:pPr>
@@ -170,26 +299,14 @@
           <w:tbl>
             <w:tblPr>
               <w:tblStyle w:val="Table"/>
-              <w:tblW w:type="pct" w:w="5000"/>
-              <w:tblLayout w:type="fixed"/>
+              <w:tblW w:type="auto" w:w="0"/>
               <w:tblLook w:firstRow="1" w:lastRow="0" w:firstColumn="0" w:lastColumn="0" w:noHBand="0" w:noVBand="0" w:val="0020"/>
             </w:tblPr>
             <w:tblGrid>
-              <w:gridCol w:w="1494"/>
-              <w:gridCol w:w="373"/>
-              <w:gridCol w:w="298"/>
-              <w:gridCol w:w="373"/>
-              <w:gridCol w:w="298"/>
-              <w:gridCol w:w="373"/>
-              <w:gridCol w:w="448"/>
-              <w:gridCol w:w="448"/>
-              <w:gridCol w:w="224"/>
-              <w:gridCol w:w="224"/>
-              <w:gridCol w:w="373"/>
-              <w:gridCol w:w="373"/>
-              <w:gridCol w:w="1494"/>
-              <w:gridCol w:w="448"/>
-              <w:gridCol w:w="672"/>
+              <w:gridCol w:w="1980"/>
+              <w:gridCol w:w="1980"/>
+              <w:gridCol w:w="1980"/>
+              <w:gridCol w:w="1980"/>
             </w:tblGrid>
             <w:tr>
               <w:trPr>
@@ -200,188 +317,50 @@
                 <w:p>
                   <w:pPr>
                     <w:pStyle w:val="Compact"/>
-                  </w:pPr>
-                </w:p>
-              </w:tc>
-              <w:tc>
-                <w:tcPr/>
-                <w:p>
-                  <w:pPr>
-                    <w:pStyle w:val="Compact"/>
-                    <w:jc w:val="right"/>
-                    <w:jc w:val="center"/>
-                  </w:pPr>
-                  <w:r>
-                    <w:t xml:space="preserve">mpg</w:t>
-                  </w:r>
-                </w:p>
-              </w:tc>
-              <w:tc>
-                <w:tcPr/>
-                <w:p>
-                  <w:pPr>
-                    <w:pStyle w:val="Compact"/>
-                    <w:jc w:val="right"/>
-                    <w:jc w:val="center"/>
-                  </w:pPr>
-                  <w:r>
-                    <w:t xml:space="preserve">cyl</w:t>
-                  </w:r>
-                </w:p>
-              </w:tc>
-              <w:tc>
-                <w:tcPr/>
-                <w:p>
-                  <w:pPr>
-                    <w:pStyle w:val="Compact"/>
-                    <w:jc w:val="right"/>
-                    <w:jc w:val="center"/>
-                  </w:pPr>
-                  <w:r>
-                    <w:t xml:space="preserve">disp</w:t>
-                  </w:r>
-                </w:p>
-              </w:tc>
-              <w:tc>
-                <w:tcPr/>
-                <w:p>
-                  <w:pPr>
-                    <w:pStyle w:val="Compact"/>
-                    <w:jc w:val="right"/>
-                    <w:jc w:val="center"/>
-                  </w:pPr>
-                  <w:r>
-                    <w:t xml:space="preserve">hp</w:t>
-                  </w:r>
-                </w:p>
-              </w:tc>
-              <w:tc>
-                <w:tcPr/>
-                <w:p>
-                  <w:pPr>
-                    <w:pStyle w:val="Compact"/>
-                    <w:jc w:val="right"/>
-                    <w:jc w:val="center"/>
-                  </w:pPr>
-                  <w:r>
-                    <w:t xml:space="preserve">drat</w:t>
-                  </w:r>
-                </w:p>
-              </w:tc>
-              <w:tc>
-                <w:tcPr/>
-                <w:p>
-                  <w:pPr>
-                    <w:pStyle w:val="Compact"/>
-                    <w:jc w:val="right"/>
-                    <w:jc w:val="center"/>
-                  </w:pPr>
-                  <w:r>
-                    <w:t xml:space="preserve">wt</w:t>
-                  </w:r>
-                </w:p>
-              </w:tc>
-              <w:tc>
-                <w:tcPr/>
-                <w:p>
-                  <w:pPr>
-                    <w:pStyle w:val="Compact"/>
-                    <w:jc w:val="right"/>
-                    <w:jc w:val="center"/>
-                  </w:pPr>
-                  <w:r>
-                    <w:t xml:space="preserve">qsec</w:t>
-                  </w:r>
-                </w:p>
-              </w:tc>
-              <w:tc>
-                <w:tcPr/>
-                <w:p>
-                  <w:pPr>
-                    <w:pStyle w:val="Compact"/>
-                    <w:jc w:val="right"/>
-                    <w:jc w:val="center"/>
-                  </w:pPr>
-                  <w:r>
-                    <w:t xml:space="preserve">vs</w:t>
-                  </w:r>
-                </w:p>
-              </w:tc>
-              <w:tc>
-                <w:tcPr/>
-                <w:p>
-                  <w:pPr>
-                    <w:pStyle w:val="Compact"/>
-                    <w:jc w:val="right"/>
-                    <w:jc w:val="center"/>
-                  </w:pPr>
-                  <w:r>
-                    <w:t xml:space="preserve">am</w:t>
-                  </w:r>
-                </w:p>
-              </w:tc>
-              <w:tc>
-                <w:tcPr/>
-                <w:p>
-                  <w:pPr>
-                    <w:pStyle w:val="Compact"/>
-                    <w:jc w:val="right"/>
-                    <w:jc w:val="center"/>
-                  </w:pPr>
-                  <w:r>
-                    <w:t xml:space="preserve">gear</w:t>
-                  </w:r>
-                </w:p>
-              </w:tc>
-              <w:tc>
-                <w:tcPr/>
-                <w:p>
-                  <w:pPr>
-                    <w:pStyle w:val="Compact"/>
-                    <w:jc w:val="right"/>
-                    <w:jc w:val="center"/>
-                  </w:pPr>
-                  <w:r>
-                    <w:t xml:space="preserve">carb</w:t>
-                  </w:r>
-                </w:p>
-              </w:tc>
-              <w:tc>
-                <w:tcPr/>
-                <w:p>
-                  <w:pPr>
-                    <w:pStyle w:val="Compact"/>
                     <w:jc w:val="left"/>
                     <w:jc w:val="center"/>
                   </w:pPr>
                   <w:r>
-                    <w:t xml:space="preserve">car name</w:t>
-                  </w:r>
-                </w:p>
-              </w:tc>
-              <w:tc>
-                <w:tcPr/>
-                <w:p>
-                  <w:pPr>
-                    <w:pStyle w:val="Compact"/>
-                    <w:jc w:val="right"/>
-                    <w:jc w:val="center"/>
-                  </w:pPr>
-                  <w:r>
-                    <w:t xml:space="preserve">mpg_z</w:t>
-                  </w:r>
-                </w:p>
-              </w:tc>
-              <w:tc>
-                <w:tcPr/>
-                <w:p>
-                  <w:pPr>
-                    <w:pStyle w:val="Compact"/>
-                    <w:jc w:val="left"/>
-                    <w:jc w:val="center"/>
-                  </w:pPr>
-                  <w:r>
-                    <w:t xml:space="preserve">mpg_type</w:t>
+                    <w:t xml:space="preserve">Range</w:t>
+                  </w:r>
+                </w:p>
+              </w:tc>
+              <w:tc>
+                <w:tcPr/>
+                <w:p>
+                  <w:pPr>
+                    <w:pStyle w:val="Compact"/>
+                    <w:jc w:val="right"/>
+                    <w:jc w:val="center"/>
+                  </w:pPr>
+                  <w:r>
+                    <w:t xml:space="preserve">Vietnam</w:t>
+                  </w:r>
+                </w:p>
+              </w:tc>
+              <w:tc>
+                <w:tcPr/>
+                <w:p>
+                  <w:pPr>
+                    <w:pStyle w:val="Compact"/>
+                    <w:jc w:val="right"/>
+                    <w:jc w:val="center"/>
+                  </w:pPr>
+                  <w:r>
+                    <w:t xml:space="preserve">Turkey</w:t>
+                  </w:r>
+                </w:p>
+              </w:tc>
+              <w:tc>
+                <w:tcPr/>
+                <w:p>
+                  <w:pPr>
+                    <w:pStyle w:val="Compact"/>
+                    <w:jc w:val="right"/>
+                    <w:jc w:val="center"/>
+                  </w:pPr>
+                  <w:r>
+                    <w:t xml:space="preserve">Egypt</w:t>
                   </w:r>
                 </w:p>
               </w:tc>
@@ -396,189 +375,46 @@
                     <w:jc w:val="center"/>
                   </w:pPr>
                   <w:r>
-                    <w:t xml:space="preserve">Cadillac Fleetwood</w:t>
-                  </w:r>
-                </w:p>
-              </w:tc>
-              <w:tc>
-                <w:tcPr/>
-                <w:p>
-                  <w:pPr>
-                    <w:pStyle w:val="Compact"/>
-                    <w:jc w:val="right"/>
-                    <w:jc w:val="center"/>
-                  </w:pPr>
-                  <w:r>
-                    <w:t xml:space="preserve">10.4</w:t>
-                  </w:r>
-                </w:p>
-              </w:tc>
-              <w:tc>
-                <w:tcPr/>
-                <w:p>
-                  <w:pPr>
-                    <w:pStyle w:val="Compact"/>
-                    <w:jc w:val="right"/>
-                    <w:jc w:val="center"/>
-                  </w:pPr>
-                  <w:r>
-                    <w:t xml:space="preserve">8</w:t>
-                  </w:r>
-                </w:p>
-              </w:tc>
-              <w:tc>
-                <w:tcPr/>
-                <w:p>
-                  <w:pPr>
-                    <w:pStyle w:val="Compact"/>
-                    <w:jc w:val="right"/>
-                    <w:jc w:val="center"/>
-                  </w:pPr>
-                  <w:r>
-                    <w:t xml:space="preserve">472</w:t>
-                  </w:r>
-                </w:p>
-              </w:tc>
-              <w:tc>
-                <w:tcPr/>
-                <w:p>
-                  <w:pPr>
-                    <w:pStyle w:val="Compact"/>
-                    <w:jc w:val="right"/>
-                    <w:jc w:val="center"/>
-                  </w:pPr>
-                  <w:r>
-                    <w:t xml:space="preserve">205</w:t>
-                  </w:r>
-                </w:p>
-              </w:tc>
-              <w:tc>
-                <w:tcPr/>
-                <w:p>
-                  <w:pPr>
-                    <w:pStyle w:val="Compact"/>
-                    <w:jc w:val="right"/>
-                    <w:jc w:val="center"/>
-                  </w:pPr>
-                  <w:r>
-                    <w:t xml:space="preserve">2.93</w:t>
-                  </w:r>
-                </w:p>
-              </w:tc>
-              <w:tc>
-                <w:tcPr/>
-                <w:p>
-                  <w:pPr>
-                    <w:pStyle w:val="Compact"/>
-                    <w:jc w:val="right"/>
-                    <w:jc w:val="center"/>
-                  </w:pPr>
-                  <w:r>
-                    <w:t xml:space="preserve">5.250</w:t>
-                  </w:r>
-                </w:p>
-              </w:tc>
-              <w:tc>
-                <w:tcPr/>
-                <w:p>
-                  <w:pPr>
-                    <w:pStyle w:val="Compact"/>
-                    <w:jc w:val="right"/>
-                    <w:jc w:val="center"/>
-                  </w:pPr>
-                  <w:r>
-                    <w:t xml:space="preserve">17.98</w:t>
-                  </w:r>
-                </w:p>
-              </w:tc>
-              <w:tc>
-                <w:tcPr/>
-                <w:p>
-                  <w:pPr>
-                    <w:pStyle w:val="Compact"/>
-                    <w:jc w:val="right"/>
-                    <w:jc w:val="center"/>
-                  </w:pPr>
-                  <w:r>
-                    <w:t xml:space="preserve">0</w:t>
-                  </w:r>
-                </w:p>
-              </w:tc>
-              <w:tc>
-                <w:tcPr/>
-                <w:p>
-                  <w:pPr>
-                    <w:pStyle w:val="Compact"/>
-                    <w:jc w:val="right"/>
-                    <w:jc w:val="center"/>
-                  </w:pPr>
-                  <w:r>
-                    <w:t xml:space="preserve">0</w:t>
-                  </w:r>
-                </w:p>
-              </w:tc>
-              <w:tc>
-                <w:tcPr/>
-                <w:p>
-                  <w:pPr>
-                    <w:pStyle w:val="Compact"/>
-                    <w:jc w:val="right"/>
-                    <w:jc w:val="center"/>
-                  </w:pPr>
-                  <w:r>
-                    <w:t xml:space="preserve">3</w:t>
-                  </w:r>
-                </w:p>
-              </w:tc>
-              <w:tc>
-                <w:tcPr/>
-                <w:p>
-                  <w:pPr>
-                    <w:pStyle w:val="Compact"/>
-                    <w:jc w:val="right"/>
-                    <w:jc w:val="center"/>
-                  </w:pPr>
-                  <w:r>
-                    <w:t xml:space="preserve">4</w:t>
-                  </w:r>
-                </w:p>
-              </w:tc>
-              <w:tc>
-                <w:tcPr/>
-                <w:p>
-                  <w:pPr>
-                    <w:pStyle w:val="Compact"/>
-                    <w:jc w:val="left"/>
-                    <w:jc w:val="center"/>
-                  </w:pPr>
-                  <w:r>
-                    <w:t xml:space="preserve">Cadillac Fleetwood</w:t>
-                  </w:r>
-                </w:p>
-              </w:tc>
-              <w:tc>
-                <w:tcPr/>
-                <w:p>
-                  <w:pPr>
-                    <w:pStyle w:val="Compact"/>
-                    <w:jc w:val="right"/>
-                    <w:jc w:val="center"/>
-                  </w:pPr>
-                  <w:r>
-                    <w:t xml:space="preserve">-1.61</w:t>
-                  </w:r>
-                </w:p>
-              </w:tc>
-              <w:tc>
-                <w:tcPr/>
-                <w:p>
-                  <w:pPr>
-                    <w:pStyle w:val="Compact"/>
-                    <w:jc w:val="left"/>
-                    <w:jc w:val="center"/>
-                  </w:pPr>
-                  <w:r>
-                    <w:t xml:space="preserve">below</w:t>
+                    <w:t xml:space="preserve">1997-1999</w:t>
+                  </w:r>
+                </w:p>
+              </w:tc>
+              <w:tc>
+                <w:tcPr/>
+                <w:p>
+                  <w:pPr>
+                    <w:pStyle w:val="Compact"/>
+                    <w:jc w:val="right"/>
+                    <w:jc w:val="center"/>
+                  </w:pPr>
+                  <w:r>
+                    <w:t xml:space="preserve">0</w:t>
+                  </w:r>
+                </w:p>
+              </w:tc>
+              <w:tc>
+                <w:tcPr/>
+                <w:p>
+                  <w:pPr>
+                    <w:pStyle w:val="Compact"/>
+                    <w:jc w:val="right"/>
+                    <w:jc w:val="center"/>
+                  </w:pPr>
+                  <w:r>
+                    <w:t xml:space="preserve">0</w:t>
+                  </w:r>
+                </w:p>
+              </w:tc>
+              <w:tc>
+                <w:tcPr/>
+                <w:p>
+                  <w:pPr>
+                    <w:pStyle w:val="Compact"/>
+                    <w:jc w:val="right"/>
+                    <w:jc w:val="center"/>
+                  </w:pPr>
+                  <w:r>
+                    <w:t xml:space="preserve">0</w:t>
                   </w:r>
                 </w:p>
               </w:tc>
@@ -593,189 +429,46 @@
                     <w:jc w:val="center"/>
                   </w:pPr>
                   <w:r>
-                    <w:t xml:space="preserve">Lincoln Continental</w:t>
-                  </w:r>
-                </w:p>
-              </w:tc>
-              <w:tc>
-                <w:tcPr/>
-                <w:p>
-                  <w:pPr>
-                    <w:pStyle w:val="Compact"/>
-                    <w:jc w:val="right"/>
-                    <w:jc w:val="center"/>
-                  </w:pPr>
-                  <w:r>
-                    <w:t xml:space="preserve">10.4</w:t>
-                  </w:r>
-                </w:p>
-              </w:tc>
-              <w:tc>
-                <w:tcPr/>
-                <w:p>
-                  <w:pPr>
-                    <w:pStyle w:val="Compact"/>
-                    <w:jc w:val="right"/>
-                    <w:jc w:val="center"/>
-                  </w:pPr>
-                  <w:r>
-                    <w:t xml:space="preserve">8</w:t>
-                  </w:r>
-                </w:p>
-              </w:tc>
-              <w:tc>
-                <w:tcPr/>
-                <w:p>
-                  <w:pPr>
-                    <w:pStyle w:val="Compact"/>
-                    <w:jc w:val="right"/>
-                    <w:jc w:val="center"/>
-                  </w:pPr>
-                  <w:r>
-                    <w:t xml:space="preserve">460</w:t>
-                  </w:r>
-                </w:p>
-              </w:tc>
-              <w:tc>
-                <w:tcPr/>
-                <w:p>
-                  <w:pPr>
-                    <w:pStyle w:val="Compact"/>
-                    <w:jc w:val="right"/>
-                    <w:jc w:val="center"/>
-                  </w:pPr>
-                  <w:r>
-                    <w:t xml:space="preserve">215</w:t>
-                  </w:r>
-                </w:p>
-              </w:tc>
-              <w:tc>
-                <w:tcPr/>
-                <w:p>
-                  <w:pPr>
-                    <w:pStyle w:val="Compact"/>
-                    <w:jc w:val="right"/>
-                    <w:jc w:val="center"/>
-                  </w:pPr>
-                  <w:r>
-                    <w:t xml:space="preserve">3.00</w:t>
-                  </w:r>
-                </w:p>
-              </w:tc>
-              <w:tc>
-                <w:tcPr/>
-                <w:p>
-                  <w:pPr>
-                    <w:pStyle w:val="Compact"/>
-                    <w:jc w:val="right"/>
-                    <w:jc w:val="center"/>
-                  </w:pPr>
-                  <w:r>
-                    <w:t xml:space="preserve">5.424</w:t>
-                  </w:r>
-                </w:p>
-              </w:tc>
-              <w:tc>
-                <w:tcPr/>
-                <w:p>
-                  <w:pPr>
-                    <w:pStyle w:val="Compact"/>
-                    <w:jc w:val="right"/>
-                    <w:jc w:val="center"/>
-                  </w:pPr>
-                  <w:r>
-                    <w:t xml:space="preserve">17.82</w:t>
-                  </w:r>
-                </w:p>
-              </w:tc>
-              <w:tc>
-                <w:tcPr/>
-                <w:p>
-                  <w:pPr>
-                    <w:pStyle w:val="Compact"/>
-                    <w:jc w:val="right"/>
-                    <w:jc w:val="center"/>
-                  </w:pPr>
-                  <w:r>
-                    <w:t xml:space="preserve">0</w:t>
-                  </w:r>
-                </w:p>
-              </w:tc>
-              <w:tc>
-                <w:tcPr/>
-                <w:p>
-                  <w:pPr>
-                    <w:pStyle w:val="Compact"/>
-                    <w:jc w:val="right"/>
-                    <w:jc w:val="center"/>
-                  </w:pPr>
-                  <w:r>
-                    <w:t xml:space="preserve">0</w:t>
-                  </w:r>
-                </w:p>
-              </w:tc>
-              <w:tc>
-                <w:tcPr/>
-                <w:p>
-                  <w:pPr>
-                    <w:pStyle w:val="Compact"/>
-                    <w:jc w:val="right"/>
-                    <w:jc w:val="center"/>
-                  </w:pPr>
-                  <w:r>
-                    <w:t xml:space="preserve">3</w:t>
-                  </w:r>
-                </w:p>
-              </w:tc>
-              <w:tc>
-                <w:tcPr/>
-                <w:p>
-                  <w:pPr>
-                    <w:pStyle w:val="Compact"/>
-                    <w:jc w:val="right"/>
-                    <w:jc w:val="center"/>
-                  </w:pPr>
-                  <w:r>
-                    <w:t xml:space="preserve">4</w:t>
-                  </w:r>
-                </w:p>
-              </w:tc>
-              <w:tc>
-                <w:tcPr/>
-                <w:p>
-                  <w:pPr>
-                    <w:pStyle w:val="Compact"/>
-                    <w:jc w:val="left"/>
-                    <w:jc w:val="center"/>
-                  </w:pPr>
-                  <w:r>
-                    <w:t xml:space="preserve">Lincoln Continental</w:t>
-                  </w:r>
-                </w:p>
-              </w:tc>
-              <w:tc>
-                <w:tcPr/>
-                <w:p>
-                  <w:pPr>
-                    <w:pStyle w:val="Compact"/>
-                    <w:jc w:val="right"/>
-                    <w:jc w:val="center"/>
-                  </w:pPr>
-                  <w:r>
-                    <w:t xml:space="preserve">-1.61</w:t>
-                  </w:r>
-                </w:p>
-              </w:tc>
-              <w:tc>
-                <w:tcPr/>
-                <w:p>
-                  <w:pPr>
-                    <w:pStyle w:val="Compact"/>
-                    <w:jc w:val="left"/>
-                    <w:jc w:val="center"/>
-                  </w:pPr>
-                  <w:r>
-                    <w:t xml:space="preserve">below</w:t>
+                    <w:t xml:space="preserve">1997-1999</w:t>
+                  </w:r>
+                </w:p>
+              </w:tc>
+              <w:tc>
+                <w:tcPr/>
+                <w:p>
+                  <w:pPr>
+                    <w:pStyle w:val="Compact"/>
+                    <w:jc w:val="right"/>
+                    <w:jc w:val="center"/>
+                  </w:pPr>
+                  <w:r>
+                    <w:t xml:space="preserve">0</w:t>
+                  </w:r>
+                </w:p>
+              </w:tc>
+              <w:tc>
+                <w:tcPr/>
+                <w:p>
+                  <w:pPr>
+                    <w:pStyle w:val="Compact"/>
+                    <w:jc w:val="right"/>
+                    <w:jc w:val="center"/>
+                  </w:pPr>
+                  <w:r>
+                    <w:t xml:space="preserve">0</w:t>
+                  </w:r>
+                </w:p>
+              </w:tc>
+              <w:tc>
+                <w:tcPr/>
+                <w:p>
+                  <w:pPr>
+                    <w:pStyle w:val="Compact"/>
+                    <w:jc w:val="right"/>
+                    <w:jc w:val="center"/>
+                  </w:pPr>
+                  <w:r>
+                    <w:t xml:space="preserve">0</w:t>
                   </w:r>
                 </w:p>
               </w:tc>
@@ -790,189 +483,46 @@
                     <w:jc w:val="center"/>
                   </w:pPr>
                   <w:r>
-                    <w:t xml:space="preserve">Camaro Z28</w:t>
-                  </w:r>
-                </w:p>
-              </w:tc>
-              <w:tc>
-                <w:tcPr/>
-                <w:p>
-                  <w:pPr>
-                    <w:pStyle w:val="Compact"/>
-                    <w:jc w:val="right"/>
-                    <w:jc w:val="center"/>
-                  </w:pPr>
-                  <w:r>
-                    <w:t xml:space="preserve">13.3</w:t>
-                  </w:r>
-                </w:p>
-              </w:tc>
-              <w:tc>
-                <w:tcPr/>
-                <w:p>
-                  <w:pPr>
-                    <w:pStyle w:val="Compact"/>
-                    <w:jc w:val="right"/>
-                    <w:jc w:val="center"/>
-                  </w:pPr>
-                  <w:r>
-                    <w:t xml:space="preserve">8</w:t>
-                  </w:r>
-                </w:p>
-              </w:tc>
-              <w:tc>
-                <w:tcPr/>
-                <w:p>
-                  <w:pPr>
-                    <w:pStyle w:val="Compact"/>
-                    <w:jc w:val="right"/>
-                    <w:jc w:val="center"/>
-                  </w:pPr>
-                  <w:r>
-                    <w:t xml:space="preserve">350</w:t>
-                  </w:r>
-                </w:p>
-              </w:tc>
-              <w:tc>
-                <w:tcPr/>
-                <w:p>
-                  <w:pPr>
-                    <w:pStyle w:val="Compact"/>
-                    <w:jc w:val="right"/>
-                    <w:jc w:val="center"/>
-                  </w:pPr>
-                  <w:r>
-                    <w:t xml:space="preserve">245</w:t>
-                  </w:r>
-                </w:p>
-              </w:tc>
-              <w:tc>
-                <w:tcPr/>
-                <w:p>
-                  <w:pPr>
-                    <w:pStyle w:val="Compact"/>
-                    <w:jc w:val="right"/>
-                    <w:jc w:val="center"/>
-                  </w:pPr>
-                  <w:r>
-                    <w:t xml:space="preserve">3.73</w:t>
-                  </w:r>
-                </w:p>
-              </w:tc>
-              <w:tc>
-                <w:tcPr/>
-                <w:p>
-                  <w:pPr>
-                    <w:pStyle w:val="Compact"/>
-                    <w:jc w:val="right"/>
-                    <w:jc w:val="center"/>
-                  </w:pPr>
-                  <w:r>
-                    <w:t xml:space="preserve">3.840</w:t>
-                  </w:r>
-                </w:p>
-              </w:tc>
-              <w:tc>
-                <w:tcPr/>
-                <w:p>
-                  <w:pPr>
-                    <w:pStyle w:val="Compact"/>
-                    <w:jc w:val="right"/>
-                    <w:jc w:val="center"/>
-                  </w:pPr>
-                  <w:r>
-                    <w:t xml:space="preserve">15.41</w:t>
-                  </w:r>
-                </w:p>
-              </w:tc>
-              <w:tc>
-                <w:tcPr/>
-                <w:p>
-                  <w:pPr>
-                    <w:pStyle w:val="Compact"/>
-                    <w:jc w:val="right"/>
-                    <w:jc w:val="center"/>
-                  </w:pPr>
-                  <w:r>
-                    <w:t xml:space="preserve">0</w:t>
-                  </w:r>
-                </w:p>
-              </w:tc>
-              <w:tc>
-                <w:tcPr/>
-                <w:p>
-                  <w:pPr>
-                    <w:pStyle w:val="Compact"/>
-                    <w:jc w:val="right"/>
-                    <w:jc w:val="center"/>
-                  </w:pPr>
-                  <w:r>
-                    <w:t xml:space="preserve">0</w:t>
-                  </w:r>
-                </w:p>
-              </w:tc>
-              <w:tc>
-                <w:tcPr/>
-                <w:p>
-                  <w:pPr>
-                    <w:pStyle w:val="Compact"/>
-                    <w:jc w:val="right"/>
-                    <w:jc w:val="center"/>
-                  </w:pPr>
-                  <w:r>
-                    <w:t xml:space="preserve">3</w:t>
-                  </w:r>
-                </w:p>
-              </w:tc>
-              <w:tc>
-                <w:tcPr/>
-                <w:p>
-                  <w:pPr>
-                    <w:pStyle w:val="Compact"/>
-                    <w:jc w:val="right"/>
-                    <w:jc w:val="center"/>
-                  </w:pPr>
-                  <w:r>
-                    <w:t xml:space="preserve">4</w:t>
-                  </w:r>
-                </w:p>
-              </w:tc>
-              <w:tc>
-                <w:tcPr/>
-                <w:p>
-                  <w:pPr>
-                    <w:pStyle w:val="Compact"/>
-                    <w:jc w:val="left"/>
-                    <w:jc w:val="center"/>
-                  </w:pPr>
-                  <w:r>
-                    <w:t xml:space="preserve">Camaro Z28</w:t>
-                  </w:r>
-                </w:p>
-              </w:tc>
-              <w:tc>
-                <w:tcPr/>
-                <w:p>
-                  <w:pPr>
-                    <w:pStyle w:val="Compact"/>
-                    <w:jc w:val="right"/>
-                    <w:jc w:val="center"/>
-                  </w:pPr>
-                  <w:r>
-                    <w:t xml:space="preserve">-1.13</w:t>
-                  </w:r>
-                </w:p>
-              </w:tc>
-              <w:tc>
-                <w:tcPr/>
-                <w:p>
-                  <w:pPr>
-                    <w:pStyle w:val="Compact"/>
-                    <w:jc w:val="left"/>
-                    <w:jc w:val="center"/>
-                  </w:pPr>
-                  <w:r>
-                    <w:t xml:space="preserve">below</w:t>
+                    <w:t xml:space="preserve">1997-1999</w:t>
+                  </w:r>
+                </w:p>
+              </w:tc>
+              <w:tc>
+                <w:tcPr/>
+                <w:p>
+                  <w:pPr>
+                    <w:pStyle w:val="Compact"/>
+                    <w:jc w:val="right"/>
+                    <w:jc w:val="center"/>
+                  </w:pPr>
+                  <w:r>
+                    <w:t xml:space="preserve">0</w:t>
+                  </w:r>
+                </w:p>
+              </w:tc>
+              <w:tc>
+                <w:tcPr/>
+                <w:p>
+                  <w:pPr>
+                    <w:pStyle w:val="Compact"/>
+                    <w:jc w:val="right"/>
+                    <w:jc w:val="center"/>
+                  </w:pPr>
+                  <w:r>
+                    <w:t xml:space="preserve">0</w:t>
+                  </w:r>
+                </w:p>
+              </w:tc>
+              <w:tc>
+                <w:tcPr/>
+                <w:p>
+                  <w:pPr>
+                    <w:pStyle w:val="Compact"/>
+                    <w:jc w:val="right"/>
+                    <w:jc w:val="center"/>
+                  </w:pPr>
+                  <w:r>
+                    <w:t xml:space="preserve">0</w:t>
                   </w:r>
                 </w:p>
               </w:tc>
@@ -987,189 +537,46 @@
                     <w:jc w:val="center"/>
                   </w:pPr>
                   <w:r>
-                    <w:t xml:space="preserve">Duster 360</w:t>
-                  </w:r>
-                </w:p>
-              </w:tc>
-              <w:tc>
-                <w:tcPr/>
-                <w:p>
-                  <w:pPr>
-                    <w:pStyle w:val="Compact"/>
-                    <w:jc w:val="right"/>
-                    <w:jc w:val="center"/>
-                  </w:pPr>
-                  <w:r>
-                    <w:t xml:space="preserve">14.3</w:t>
-                  </w:r>
-                </w:p>
-              </w:tc>
-              <w:tc>
-                <w:tcPr/>
-                <w:p>
-                  <w:pPr>
-                    <w:pStyle w:val="Compact"/>
-                    <w:jc w:val="right"/>
-                    <w:jc w:val="center"/>
-                  </w:pPr>
-                  <w:r>
-                    <w:t xml:space="preserve">8</w:t>
-                  </w:r>
-                </w:p>
-              </w:tc>
-              <w:tc>
-                <w:tcPr/>
-                <w:p>
-                  <w:pPr>
-                    <w:pStyle w:val="Compact"/>
-                    <w:jc w:val="right"/>
-                    <w:jc w:val="center"/>
-                  </w:pPr>
-                  <w:r>
-                    <w:t xml:space="preserve">360</w:t>
-                  </w:r>
-                </w:p>
-              </w:tc>
-              <w:tc>
-                <w:tcPr/>
-                <w:p>
-                  <w:pPr>
-                    <w:pStyle w:val="Compact"/>
-                    <w:jc w:val="right"/>
-                    <w:jc w:val="center"/>
-                  </w:pPr>
-                  <w:r>
-                    <w:t xml:space="preserve">245</w:t>
-                  </w:r>
-                </w:p>
-              </w:tc>
-              <w:tc>
-                <w:tcPr/>
-                <w:p>
-                  <w:pPr>
-                    <w:pStyle w:val="Compact"/>
-                    <w:jc w:val="right"/>
-                    <w:jc w:val="center"/>
-                  </w:pPr>
-                  <w:r>
-                    <w:t xml:space="preserve">3.21</w:t>
-                  </w:r>
-                </w:p>
-              </w:tc>
-              <w:tc>
-                <w:tcPr/>
-                <w:p>
-                  <w:pPr>
-                    <w:pStyle w:val="Compact"/>
-                    <w:jc w:val="right"/>
-                    <w:jc w:val="center"/>
-                  </w:pPr>
-                  <w:r>
-                    <w:t xml:space="preserve">3.570</w:t>
-                  </w:r>
-                </w:p>
-              </w:tc>
-              <w:tc>
-                <w:tcPr/>
-                <w:p>
-                  <w:pPr>
-                    <w:pStyle w:val="Compact"/>
-                    <w:jc w:val="right"/>
-                    <w:jc w:val="center"/>
-                  </w:pPr>
-                  <w:r>
-                    <w:t xml:space="preserve">15.84</w:t>
-                  </w:r>
-                </w:p>
-              </w:tc>
-              <w:tc>
-                <w:tcPr/>
-                <w:p>
-                  <w:pPr>
-                    <w:pStyle w:val="Compact"/>
-                    <w:jc w:val="right"/>
-                    <w:jc w:val="center"/>
-                  </w:pPr>
-                  <w:r>
-                    <w:t xml:space="preserve">0</w:t>
-                  </w:r>
-                </w:p>
-              </w:tc>
-              <w:tc>
-                <w:tcPr/>
-                <w:p>
-                  <w:pPr>
-                    <w:pStyle w:val="Compact"/>
-                    <w:jc w:val="right"/>
-                    <w:jc w:val="center"/>
-                  </w:pPr>
-                  <w:r>
-                    <w:t xml:space="preserve">0</w:t>
-                  </w:r>
-                </w:p>
-              </w:tc>
-              <w:tc>
-                <w:tcPr/>
-                <w:p>
-                  <w:pPr>
-                    <w:pStyle w:val="Compact"/>
-                    <w:jc w:val="right"/>
-                    <w:jc w:val="center"/>
-                  </w:pPr>
-                  <w:r>
-                    <w:t xml:space="preserve">3</w:t>
-                  </w:r>
-                </w:p>
-              </w:tc>
-              <w:tc>
-                <w:tcPr/>
-                <w:p>
-                  <w:pPr>
-                    <w:pStyle w:val="Compact"/>
-                    <w:jc w:val="right"/>
-                    <w:jc w:val="center"/>
-                  </w:pPr>
-                  <w:r>
-                    <w:t xml:space="preserve">4</w:t>
-                  </w:r>
-                </w:p>
-              </w:tc>
-              <w:tc>
-                <w:tcPr/>
-                <w:p>
-                  <w:pPr>
-                    <w:pStyle w:val="Compact"/>
-                    <w:jc w:val="left"/>
-                    <w:jc w:val="center"/>
-                  </w:pPr>
-                  <w:r>
-                    <w:t xml:space="preserve">Duster 360</w:t>
-                  </w:r>
-                </w:p>
-              </w:tc>
-              <w:tc>
-                <w:tcPr/>
-                <w:p>
-                  <w:pPr>
-                    <w:pStyle w:val="Compact"/>
-                    <w:jc w:val="right"/>
-                    <w:jc w:val="center"/>
-                  </w:pPr>
-                  <w:r>
-                    <w:t xml:space="preserve">-0.96</w:t>
-                  </w:r>
-                </w:p>
-              </w:tc>
-              <w:tc>
-                <w:tcPr/>
-                <w:p>
-                  <w:pPr>
-                    <w:pStyle w:val="Compact"/>
-                    <w:jc w:val="left"/>
-                    <w:jc w:val="center"/>
-                  </w:pPr>
-                  <w:r>
-                    <w:t xml:space="preserve">below</w:t>
+                    <w:t xml:space="preserve">1997-1999</w:t>
+                  </w:r>
+                </w:p>
+              </w:tc>
+              <w:tc>
+                <w:tcPr/>
+                <w:p>
+                  <w:pPr>
+                    <w:pStyle w:val="Compact"/>
+                    <w:jc w:val="right"/>
+                    <w:jc w:val="center"/>
+                  </w:pPr>
+                  <w:r>
+                    <w:t xml:space="preserve">0</w:t>
+                  </w:r>
+                </w:p>
+              </w:tc>
+              <w:tc>
+                <w:tcPr/>
+                <w:p>
+                  <w:pPr>
+                    <w:pStyle w:val="Compact"/>
+                    <w:jc w:val="right"/>
+                    <w:jc w:val="center"/>
+                  </w:pPr>
+                  <w:r>
+                    <w:t xml:space="preserve">0</w:t>
+                  </w:r>
+                </w:p>
+              </w:tc>
+              <w:tc>
+                <w:tcPr/>
+                <w:p>
+                  <w:pPr>
+                    <w:pStyle w:val="Compact"/>
+                    <w:jc w:val="right"/>
+                    <w:jc w:val="center"/>
+                  </w:pPr>
+                  <w:r>
+                    <w:t xml:space="preserve">0</w:t>
                   </w:r>
                 </w:p>
               </w:tc>
@@ -1184,189 +591,46 @@
                     <w:jc w:val="center"/>
                   </w:pPr>
                   <w:r>
-                    <w:t xml:space="preserve">Chrysler Imperial</w:t>
-                  </w:r>
-                </w:p>
-              </w:tc>
-              <w:tc>
-                <w:tcPr/>
-                <w:p>
-                  <w:pPr>
-                    <w:pStyle w:val="Compact"/>
-                    <w:jc w:val="right"/>
-                    <w:jc w:val="center"/>
-                  </w:pPr>
-                  <w:r>
-                    <w:t xml:space="preserve">14.7</w:t>
-                  </w:r>
-                </w:p>
-              </w:tc>
-              <w:tc>
-                <w:tcPr/>
-                <w:p>
-                  <w:pPr>
-                    <w:pStyle w:val="Compact"/>
-                    <w:jc w:val="right"/>
-                    <w:jc w:val="center"/>
-                  </w:pPr>
-                  <w:r>
-                    <w:t xml:space="preserve">8</w:t>
-                  </w:r>
-                </w:p>
-              </w:tc>
-              <w:tc>
-                <w:tcPr/>
-                <w:p>
-                  <w:pPr>
-                    <w:pStyle w:val="Compact"/>
-                    <w:jc w:val="right"/>
-                    <w:jc w:val="center"/>
-                  </w:pPr>
-                  <w:r>
-                    <w:t xml:space="preserve">440</w:t>
-                  </w:r>
-                </w:p>
-              </w:tc>
-              <w:tc>
-                <w:tcPr/>
-                <w:p>
-                  <w:pPr>
-                    <w:pStyle w:val="Compact"/>
-                    <w:jc w:val="right"/>
-                    <w:jc w:val="center"/>
-                  </w:pPr>
-                  <w:r>
-                    <w:t xml:space="preserve">230</w:t>
-                  </w:r>
-                </w:p>
-              </w:tc>
-              <w:tc>
-                <w:tcPr/>
-                <w:p>
-                  <w:pPr>
-                    <w:pStyle w:val="Compact"/>
-                    <w:jc w:val="right"/>
-                    <w:jc w:val="center"/>
-                  </w:pPr>
-                  <w:r>
-                    <w:t xml:space="preserve">3.23</w:t>
-                  </w:r>
-                </w:p>
-              </w:tc>
-              <w:tc>
-                <w:tcPr/>
-                <w:p>
-                  <w:pPr>
-                    <w:pStyle w:val="Compact"/>
-                    <w:jc w:val="right"/>
-                    <w:jc w:val="center"/>
-                  </w:pPr>
-                  <w:r>
-                    <w:t xml:space="preserve">5.345</w:t>
-                  </w:r>
-                </w:p>
-              </w:tc>
-              <w:tc>
-                <w:tcPr/>
-                <w:p>
-                  <w:pPr>
-                    <w:pStyle w:val="Compact"/>
-                    <w:jc w:val="right"/>
-                    <w:jc w:val="center"/>
-                  </w:pPr>
-                  <w:r>
-                    <w:t xml:space="preserve">17.42</w:t>
-                  </w:r>
-                </w:p>
-              </w:tc>
-              <w:tc>
-                <w:tcPr/>
-                <w:p>
-                  <w:pPr>
-                    <w:pStyle w:val="Compact"/>
-                    <w:jc w:val="right"/>
-                    <w:jc w:val="center"/>
-                  </w:pPr>
-                  <w:r>
-                    <w:t xml:space="preserve">0</w:t>
-                  </w:r>
-                </w:p>
-              </w:tc>
-              <w:tc>
-                <w:tcPr/>
-                <w:p>
-                  <w:pPr>
-                    <w:pStyle w:val="Compact"/>
-                    <w:jc w:val="right"/>
-                    <w:jc w:val="center"/>
-                  </w:pPr>
-                  <w:r>
-                    <w:t xml:space="preserve">0</w:t>
-                  </w:r>
-                </w:p>
-              </w:tc>
-              <w:tc>
-                <w:tcPr/>
-                <w:p>
-                  <w:pPr>
-                    <w:pStyle w:val="Compact"/>
-                    <w:jc w:val="right"/>
-                    <w:jc w:val="center"/>
-                  </w:pPr>
-                  <w:r>
-                    <w:t xml:space="preserve">3</w:t>
-                  </w:r>
-                </w:p>
-              </w:tc>
-              <w:tc>
-                <w:tcPr/>
-                <w:p>
-                  <w:pPr>
-                    <w:pStyle w:val="Compact"/>
-                    <w:jc w:val="right"/>
-                    <w:jc w:val="center"/>
-                  </w:pPr>
-                  <w:r>
-                    <w:t xml:space="preserve">4</w:t>
-                  </w:r>
-                </w:p>
-              </w:tc>
-              <w:tc>
-                <w:tcPr/>
-                <w:p>
-                  <w:pPr>
-                    <w:pStyle w:val="Compact"/>
-                    <w:jc w:val="left"/>
-                    <w:jc w:val="center"/>
-                  </w:pPr>
-                  <w:r>
-                    <w:t xml:space="preserve">Chrysler Imperial</w:t>
-                  </w:r>
-                </w:p>
-              </w:tc>
-              <w:tc>
-                <w:tcPr/>
-                <w:p>
-                  <w:pPr>
-                    <w:pStyle w:val="Compact"/>
-                    <w:jc w:val="right"/>
-                    <w:jc w:val="center"/>
-                  </w:pPr>
-                  <w:r>
-                    <w:t xml:space="preserve">-0.89</w:t>
-                  </w:r>
-                </w:p>
-              </w:tc>
-              <w:tc>
-                <w:tcPr/>
-                <w:p>
-                  <w:pPr>
-                    <w:pStyle w:val="Compact"/>
-                    <w:jc w:val="left"/>
-                    <w:jc w:val="center"/>
-                  </w:pPr>
-                  <w:r>
-                    <w:t xml:space="preserve">below</w:t>
+                    <w:t xml:space="preserve">1997-1999</w:t>
+                  </w:r>
+                </w:p>
+              </w:tc>
+              <w:tc>
+                <w:tcPr/>
+                <w:p>
+                  <w:pPr>
+                    <w:pStyle w:val="Compact"/>
+                    <w:jc w:val="right"/>
+                    <w:jc w:val="center"/>
+                  </w:pPr>
+                  <w:r>
+                    <w:t xml:space="preserve">0</w:t>
+                  </w:r>
+                </w:p>
+              </w:tc>
+              <w:tc>
+                <w:tcPr/>
+                <w:p>
+                  <w:pPr>
+                    <w:pStyle w:val="Compact"/>
+                    <w:jc w:val="right"/>
+                    <w:jc w:val="center"/>
+                  </w:pPr>
+                  <w:r>
+                    <w:t xml:space="preserve">0</w:t>
+                  </w:r>
+                </w:p>
+              </w:tc>
+              <w:tc>
+                <w:tcPr/>
+                <w:p>
+                  <w:pPr>
+                    <w:pStyle w:val="Compact"/>
+                    <w:jc w:val="right"/>
+                    <w:jc w:val="center"/>
+                  </w:pPr>
+                  <w:r>
+                    <w:t xml:space="preserve">0</w:t>
                   </w:r>
                 </w:p>
               </w:tc>
@@ -1381,153 +645,51 @@
                     <w:jc w:val="center"/>
                   </w:pPr>
                   <w:r>
-                    <w:t xml:space="preserve">Maserati Bora</w:t>
-                  </w:r>
-                </w:p>
-              </w:tc>
-              <w:tc>
-                <w:tcPr/>
-                <w:p>
-                  <w:pPr>
-                    <w:pStyle w:val="Compact"/>
-                    <w:jc w:val="right"/>
-                    <w:jc w:val="center"/>
-                  </w:pPr>
-                  <w:r>
-                    <w:t xml:space="preserve">15.0</w:t>
-                  </w:r>
-                </w:p>
-              </w:tc>
-              <w:tc>
-                <w:tcPr/>
-                <w:p>
-                  <w:pPr>
-                    <w:pStyle w:val="Compact"/>
-                    <w:jc w:val="right"/>
-                    <w:jc w:val="center"/>
-                  </w:pPr>
-                  <w:r>
-                    <w:t xml:space="preserve">8</w:t>
-                  </w:r>
-                </w:p>
-              </w:tc>
-              <w:tc>
-                <w:tcPr/>
-                <w:p>
-                  <w:pPr>
-                    <w:pStyle w:val="Compact"/>
-                    <w:jc w:val="right"/>
-                    <w:jc w:val="center"/>
-                  </w:pPr>
-                  <w:r>
-                    <w:t xml:space="preserve">301</w:t>
-                  </w:r>
-                </w:p>
-              </w:tc>
-              <w:tc>
-                <w:tcPr/>
-                <w:p>
-                  <w:pPr>
-                    <w:pStyle w:val="Compact"/>
-                    <w:jc w:val="right"/>
-                    <w:jc w:val="center"/>
-                  </w:pPr>
-                  <w:r>
-                    <w:t xml:space="preserve">335</w:t>
-                  </w:r>
-                </w:p>
-              </w:tc>
-              <w:tc>
-                <w:tcPr/>
-                <w:p>
-                  <w:pPr>
-                    <w:pStyle w:val="Compact"/>
-                    <w:jc w:val="right"/>
-                    <w:jc w:val="center"/>
-                  </w:pPr>
-                  <w:r>
-                    <w:t xml:space="preserve">3.54</w:t>
-                  </w:r>
-                </w:p>
-              </w:tc>
-              <w:tc>
-                <w:tcPr/>
-                <w:p>
-                  <w:pPr>
-                    <w:pStyle w:val="Compact"/>
-                    <w:jc w:val="right"/>
-                    <w:jc w:val="center"/>
-                  </w:pPr>
-                  <w:r>
-                    <w:t xml:space="preserve">3.570</w:t>
-                  </w:r>
-                </w:p>
-              </w:tc>
-              <w:tc>
-                <w:tcPr/>
-                <w:p>
-                  <w:pPr>
-                    <w:pStyle w:val="Compact"/>
-                    <w:jc w:val="right"/>
-                    <w:jc w:val="center"/>
-                  </w:pPr>
-                  <w:r>
-                    <w:t xml:space="preserve">14.60</w:t>
-                  </w:r>
-                </w:p>
-              </w:tc>
-              <w:tc>
-                <w:tcPr/>
-                <w:p>
-                  <w:pPr>
-                    <w:pStyle w:val="Compact"/>
-                    <w:jc w:val="right"/>
-                    <w:jc w:val="center"/>
-                  </w:pPr>
-                  <w:r>
-                    <w:t xml:space="preserve">0</w:t>
-                  </w:r>
-                </w:p>
-              </w:tc>
-              <w:tc>
-                <w:tcPr/>
-                <w:p>
-                  <w:pPr>
-                    <w:pStyle w:val="Compact"/>
-                    <w:jc w:val="right"/>
-                    <w:jc w:val="center"/>
-                  </w:pPr>
-                  <w:r>
-                    <w:t xml:space="preserve">1</w:t>
-                  </w:r>
-                </w:p>
-              </w:tc>
-              <w:tc>
-                <w:tcPr/>
-                <w:p>
-                  <w:pPr>
-                    <w:pStyle w:val="Compact"/>
-                    <w:jc w:val="right"/>
-                    <w:jc w:val="center"/>
-                  </w:pPr>
-                  <w:r>
-                    <w:t xml:space="preserve">5</w:t>
-                  </w:r>
-                </w:p>
-              </w:tc>
-              <w:tc>
-                <w:tcPr/>
-                <w:p>
-                  <w:pPr>
-                    <w:pStyle w:val="Compact"/>
-                    <w:jc w:val="right"/>
-                    <w:jc w:val="center"/>
-                  </w:pPr>
-                  <w:r>
-                    <w:t xml:space="preserve">8</w:t>
-                  </w:r>
-                </w:p>
-              </w:tc>
+                    <w:t xml:space="preserve">1997-1999</w:t>
+                  </w:r>
+                </w:p>
+              </w:tc>
+              <w:tc>
+                <w:tcPr/>
+                <w:p>
+                  <w:pPr>
+                    <w:pStyle w:val="Compact"/>
+                    <w:jc w:val="right"/>
+                    <w:jc w:val="center"/>
+                  </w:pPr>
+                  <w:r>
+                    <w:t xml:space="preserve">0</w:t>
+                  </w:r>
+                </w:p>
+              </w:tc>
+              <w:tc>
+                <w:tcPr/>
+                <w:p>
+                  <w:pPr>
+                    <w:pStyle w:val="Compact"/>
+                    <w:jc w:val="right"/>
+                    <w:jc w:val="center"/>
+                  </w:pPr>
+                  <w:r>
+                    <w:t xml:space="preserve">0</w:t>
+                  </w:r>
+                </w:p>
+              </w:tc>
+              <w:tc>
+                <w:tcPr/>
+                <w:p>
+                  <w:pPr>
+                    <w:pStyle w:val="Compact"/>
+                    <w:jc w:val="right"/>
+                    <w:jc w:val="center"/>
+                  </w:pPr>
+                  <w:r>
+                    <w:t xml:space="preserve">0</w:t>
+                  </w:r>
+                </w:p>
+              </w:tc>
+            </w:tr>
+            <w:tr>
               <w:tc>
                 <w:tcPr/>
                 <w:p>
@@ -1537,23 +699,51 @@
                     <w:jc w:val="center"/>
                   </w:pPr>
                   <w:r>
-                    <w:t xml:space="preserve">Maserati Bora</w:t>
-                  </w:r>
-                </w:p>
-              </w:tc>
-              <w:tc>
-                <w:tcPr/>
-                <w:p>
-                  <w:pPr>
-                    <w:pStyle w:val="Compact"/>
-                    <w:jc w:val="right"/>
-                    <w:jc w:val="center"/>
-                  </w:pPr>
-                  <w:r>
-                    <w:t xml:space="preserve">-0.84</w:t>
-                  </w:r>
-                </w:p>
-              </w:tc>
+                    <w:t xml:space="preserve">1997-1999</w:t>
+                  </w:r>
+                </w:p>
+              </w:tc>
+              <w:tc>
+                <w:tcPr/>
+                <w:p>
+                  <w:pPr>
+                    <w:pStyle w:val="Compact"/>
+                    <w:jc w:val="right"/>
+                    <w:jc w:val="center"/>
+                  </w:pPr>
+                  <w:r>
+                    <w:t xml:space="preserve">0</w:t>
+                  </w:r>
+                </w:p>
+              </w:tc>
+              <w:tc>
+                <w:tcPr/>
+                <w:p>
+                  <w:pPr>
+                    <w:pStyle w:val="Compact"/>
+                    <w:jc w:val="right"/>
+                    <w:jc w:val="center"/>
+                  </w:pPr>
+                  <w:r>
+                    <w:t xml:space="preserve">0</w:t>
+                  </w:r>
+                </w:p>
+              </w:tc>
+              <w:tc>
+                <w:tcPr/>
+                <w:p>
+                  <w:pPr>
+                    <w:pStyle w:val="Compact"/>
+                    <w:jc w:val="right"/>
+                    <w:jc w:val="center"/>
+                  </w:pPr>
+                  <w:r>
+                    <w:t xml:space="preserve">0</w:t>
+                  </w:r>
+                </w:p>
+              </w:tc>
+            </w:tr>
+            <w:tr>
               <w:tc>
                 <w:tcPr/>
                 <w:p>
@@ -1563,19 +753,1607 @@
                     <w:jc w:val="center"/>
                   </w:pPr>
                   <w:r>
-                    <w:t xml:space="preserve">below</w:t>
+                    <w:t xml:space="preserve">1997-1999</w:t>
+                  </w:r>
+                </w:p>
+              </w:tc>
+              <w:tc>
+                <w:tcPr/>
+                <w:p>
+                  <w:pPr>
+                    <w:pStyle w:val="Compact"/>
+                    <w:jc w:val="right"/>
+                    <w:jc w:val="center"/>
+                  </w:pPr>
+                  <w:r>
+                    <w:t xml:space="preserve">0</w:t>
+                  </w:r>
+                </w:p>
+              </w:tc>
+              <w:tc>
+                <w:tcPr/>
+                <w:p>
+                  <w:pPr>
+                    <w:pStyle w:val="Compact"/>
+                    <w:jc w:val="right"/>
+                    <w:jc w:val="center"/>
+                  </w:pPr>
+                  <w:r>
+                    <w:t xml:space="preserve">0</w:t>
+                  </w:r>
+                </w:p>
+              </w:tc>
+              <w:tc>
+                <w:tcPr/>
+                <w:p>
+                  <w:pPr>
+                    <w:pStyle w:val="Compact"/>
+                    <w:jc w:val="right"/>
+                    <w:jc w:val="center"/>
+                  </w:pPr>
+                  <w:r>
+                    <w:t xml:space="preserve">0</w:t>
+                  </w:r>
+                </w:p>
+              </w:tc>
+            </w:tr>
+            <w:tr>
+              <w:tc>
+                <w:tcPr/>
+                <w:p>
+                  <w:pPr>
+                    <w:pStyle w:val="Compact"/>
+                    <w:jc w:val="left"/>
+                    <w:jc w:val="center"/>
+                  </w:pPr>
+                  <w:r>
+                    <w:t xml:space="preserve">1997-1999</w:t>
+                  </w:r>
+                </w:p>
+              </w:tc>
+              <w:tc>
+                <w:tcPr/>
+                <w:p>
+                  <w:pPr>
+                    <w:pStyle w:val="Compact"/>
+                    <w:jc w:val="right"/>
+                    <w:jc w:val="center"/>
+                  </w:pPr>
+                  <w:r>
+                    <w:t xml:space="preserve">0</w:t>
+                  </w:r>
+                </w:p>
+              </w:tc>
+              <w:tc>
+                <w:tcPr/>
+                <w:p>
+                  <w:pPr>
+                    <w:pStyle w:val="Compact"/>
+                    <w:jc w:val="right"/>
+                    <w:jc w:val="center"/>
+                  </w:pPr>
+                  <w:r>
+                    <w:t xml:space="preserve">0</w:t>
+                  </w:r>
+                </w:p>
+              </w:tc>
+              <w:tc>
+                <w:tcPr/>
+                <w:p>
+                  <w:pPr>
+                    <w:pStyle w:val="Compact"/>
+                    <w:jc w:val="right"/>
+                    <w:jc w:val="center"/>
+                  </w:pPr>
+                  <w:r>
+                    <w:t xml:space="preserve">0</w:t>
+                  </w:r>
+                </w:p>
+              </w:tc>
+            </w:tr>
+            <w:tr>
+              <w:tc>
+                <w:tcPr/>
+                <w:p>
+                  <w:pPr>
+                    <w:pStyle w:val="Compact"/>
+                    <w:jc w:val="left"/>
+                    <w:jc w:val="center"/>
+                  </w:pPr>
+                  <w:r>
+                    <w:t xml:space="preserve">1997-1999</w:t>
+                  </w:r>
+                </w:p>
+              </w:tc>
+              <w:tc>
+                <w:tcPr/>
+                <w:p>
+                  <w:pPr>
+                    <w:pStyle w:val="Compact"/>
+                    <w:jc w:val="right"/>
+                    <w:jc w:val="center"/>
+                  </w:pPr>
+                  <w:r>
+                    <w:t xml:space="preserve">0</w:t>
+                  </w:r>
+                </w:p>
+              </w:tc>
+              <w:tc>
+                <w:tcPr/>
+                <w:p>
+                  <w:pPr>
+                    <w:pStyle w:val="Compact"/>
+                    <w:jc w:val="right"/>
+                    <w:jc w:val="center"/>
+                  </w:pPr>
+                  <w:r>
+                    <w:t xml:space="preserve">0</w:t>
+                  </w:r>
+                </w:p>
+              </w:tc>
+              <w:tc>
+                <w:tcPr/>
+                <w:p>
+                  <w:pPr>
+                    <w:pStyle w:val="Compact"/>
+                    <w:jc w:val="right"/>
+                    <w:jc w:val="center"/>
+                  </w:pPr>
+                  <w:r>
+                    <w:t xml:space="preserve">0</w:t>
+                  </w:r>
+                </w:p>
+              </w:tc>
+            </w:tr>
+            <w:tr>
+              <w:tc>
+                <w:tcPr/>
+                <w:p>
+                  <w:pPr>
+                    <w:pStyle w:val="Compact"/>
+                    <w:jc w:val="left"/>
+                    <w:jc w:val="center"/>
+                  </w:pPr>
+                  <w:r>
+                    <w:t xml:space="preserve">1997-1999</w:t>
+                  </w:r>
+                </w:p>
+              </w:tc>
+              <w:tc>
+                <w:tcPr/>
+                <w:p>
+                  <w:pPr>
+                    <w:pStyle w:val="Compact"/>
+                    <w:jc w:val="right"/>
+                    <w:jc w:val="center"/>
+                  </w:pPr>
+                  <w:r>
+                    <w:t xml:space="preserve">0</w:t>
+                  </w:r>
+                </w:p>
+              </w:tc>
+              <w:tc>
+                <w:tcPr/>
+                <w:p>
+                  <w:pPr>
+                    <w:pStyle w:val="Compact"/>
+                    <w:jc w:val="right"/>
+                    <w:jc w:val="center"/>
+                  </w:pPr>
+                  <w:r>
+                    <w:t xml:space="preserve">0</w:t>
+                  </w:r>
+                </w:p>
+              </w:tc>
+              <w:tc>
+                <w:tcPr/>
+                <w:p>
+                  <w:pPr>
+                    <w:pStyle w:val="Compact"/>
+                    <w:jc w:val="right"/>
+                    <w:jc w:val="center"/>
+                  </w:pPr>
+                  <w:r>
+                    <w:t xml:space="preserve">0</w:t>
+                  </w:r>
+                </w:p>
+              </w:tc>
+            </w:tr>
+            <w:tr>
+              <w:tc>
+                <w:tcPr/>
+                <w:p>
+                  <w:pPr>
+                    <w:pStyle w:val="Compact"/>
+                    <w:jc w:val="left"/>
+                    <w:jc w:val="center"/>
+                  </w:pPr>
+                  <w:r>
+                    <w:t xml:space="preserve">1997-1999</w:t>
+                  </w:r>
+                </w:p>
+              </w:tc>
+              <w:tc>
+                <w:tcPr/>
+                <w:p>
+                  <w:pPr>
+                    <w:pStyle w:val="Compact"/>
+                    <w:jc w:val="right"/>
+                    <w:jc w:val="center"/>
+                  </w:pPr>
+                  <w:r>
+                    <w:t xml:space="preserve">0</w:t>
+                  </w:r>
+                </w:p>
+              </w:tc>
+              <w:tc>
+                <w:tcPr/>
+                <w:p>
+                  <w:pPr>
+                    <w:pStyle w:val="Compact"/>
+                    <w:jc w:val="right"/>
+                    <w:jc w:val="center"/>
+                  </w:pPr>
+                  <w:r>
+                    <w:t xml:space="preserve">0</w:t>
+                  </w:r>
+                </w:p>
+              </w:tc>
+              <w:tc>
+                <w:tcPr/>
+                <w:p>
+                  <w:pPr>
+                    <w:pStyle w:val="Compact"/>
+                    <w:jc w:val="right"/>
+                    <w:jc w:val="center"/>
+                  </w:pPr>
+                  <w:r>
+                    <w:t xml:space="preserve">0</w:t>
+                  </w:r>
+                </w:p>
+              </w:tc>
+            </w:tr>
+            <w:tr>
+              <w:tc>
+                <w:tcPr/>
+                <w:p>
+                  <w:pPr>
+                    <w:pStyle w:val="Compact"/>
+                    <w:jc w:val="left"/>
+                    <w:jc w:val="center"/>
+                  </w:pPr>
+                  <w:r>
+                    <w:t xml:space="preserve">1997-1999</w:t>
+                  </w:r>
+                </w:p>
+              </w:tc>
+              <w:tc>
+                <w:tcPr/>
+                <w:p>
+                  <w:pPr>
+                    <w:pStyle w:val="Compact"/>
+                    <w:jc w:val="right"/>
+                    <w:jc w:val="center"/>
+                  </w:pPr>
+                  <w:r>
+                    <w:t xml:space="preserve">0</w:t>
+                  </w:r>
+                </w:p>
+              </w:tc>
+              <w:tc>
+                <w:tcPr/>
+                <w:p>
+                  <w:pPr>
+                    <w:pStyle w:val="Compact"/>
+                    <w:jc w:val="right"/>
+                    <w:jc w:val="center"/>
+                  </w:pPr>
+                  <w:r>
+                    <w:t xml:space="preserve">0</w:t>
+                  </w:r>
+                </w:p>
+              </w:tc>
+              <w:tc>
+                <w:tcPr/>
+                <w:p>
+                  <w:pPr>
+                    <w:pStyle w:val="Compact"/>
+                    <w:jc w:val="right"/>
+                    <w:jc w:val="center"/>
+                  </w:pPr>
+                  <w:r>
+                    <w:t xml:space="preserve">0</w:t>
+                  </w:r>
+                </w:p>
+              </w:tc>
+            </w:tr>
+            <w:tr>
+              <w:tc>
+                <w:tcPr/>
+                <w:p>
+                  <w:pPr>
+                    <w:pStyle w:val="Compact"/>
+                    <w:jc w:val="left"/>
+                    <w:jc w:val="center"/>
+                  </w:pPr>
+                  <w:r>
+                    <w:t xml:space="preserve">1997-1999</w:t>
+                  </w:r>
+                </w:p>
+              </w:tc>
+              <w:tc>
+                <w:tcPr/>
+                <w:p>
+                  <w:pPr>
+                    <w:pStyle w:val="Compact"/>
+                    <w:jc w:val="right"/>
+                    <w:jc w:val="center"/>
+                  </w:pPr>
+                  <w:r>
+                    <w:t xml:space="preserve">0</w:t>
+                  </w:r>
+                </w:p>
+              </w:tc>
+              <w:tc>
+                <w:tcPr/>
+                <w:p>
+                  <w:pPr>
+                    <w:pStyle w:val="Compact"/>
+                    <w:jc w:val="right"/>
+                    <w:jc w:val="center"/>
+                  </w:pPr>
+                  <w:r>
+                    <w:t xml:space="preserve">0</w:t>
+                  </w:r>
+                </w:p>
+              </w:tc>
+              <w:tc>
+                <w:tcPr/>
+                <w:p>
+                  <w:pPr>
+                    <w:pStyle w:val="Compact"/>
+                    <w:jc w:val="right"/>
+                    <w:jc w:val="center"/>
+                  </w:pPr>
+                  <w:r>
+                    <w:t xml:space="preserve">0</w:t>
+                  </w:r>
+                </w:p>
+              </w:tc>
+            </w:tr>
+            <w:tr>
+              <w:tc>
+                <w:tcPr/>
+                <w:p>
+                  <w:pPr>
+                    <w:pStyle w:val="Compact"/>
+                    <w:jc w:val="left"/>
+                    <w:jc w:val="center"/>
+                  </w:pPr>
+                  <w:r>
+                    <w:t xml:space="preserve">1997-1999</w:t>
+                  </w:r>
+                </w:p>
+              </w:tc>
+              <w:tc>
+                <w:tcPr/>
+                <w:p>
+                  <w:pPr>
+                    <w:pStyle w:val="Compact"/>
+                    <w:jc w:val="right"/>
+                    <w:jc w:val="center"/>
+                  </w:pPr>
+                  <w:r>
+                    <w:t xml:space="preserve">0</w:t>
+                  </w:r>
+                </w:p>
+              </w:tc>
+              <w:tc>
+                <w:tcPr/>
+                <w:p>
+                  <w:pPr>
+                    <w:pStyle w:val="Compact"/>
+                    <w:jc w:val="right"/>
+                    <w:jc w:val="center"/>
+                  </w:pPr>
+                  <w:r>
+                    <w:t xml:space="preserve">0</w:t>
+                  </w:r>
+                </w:p>
+              </w:tc>
+              <w:tc>
+                <w:tcPr/>
+                <w:p>
+                  <w:pPr>
+                    <w:pStyle w:val="Compact"/>
+                    <w:jc w:val="right"/>
+                    <w:jc w:val="center"/>
+                  </w:pPr>
+                  <w:r>
+                    <w:t xml:space="preserve">0</w:t>
+                  </w:r>
+                </w:p>
+              </w:tc>
+            </w:tr>
+            <w:tr>
+              <w:tc>
+                <w:tcPr/>
+                <w:p>
+                  <w:pPr>
+                    <w:pStyle w:val="Compact"/>
+                    <w:jc w:val="left"/>
+                    <w:jc w:val="center"/>
+                  </w:pPr>
+                  <w:r>
+                    <w:t xml:space="preserve">1997-1999</w:t>
+                  </w:r>
+                </w:p>
+              </w:tc>
+              <w:tc>
+                <w:tcPr/>
+                <w:p>
+                  <w:pPr>
+                    <w:pStyle w:val="Compact"/>
+                    <w:jc w:val="right"/>
+                    <w:jc w:val="center"/>
+                  </w:pPr>
+                  <w:r>
+                    <w:t xml:space="preserve">0</w:t>
+                  </w:r>
+                </w:p>
+              </w:tc>
+              <w:tc>
+                <w:tcPr/>
+                <w:p>
+                  <w:pPr>
+                    <w:pStyle w:val="Compact"/>
+                    <w:jc w:val="right"/>
+                    <w:jc w:val="center"/>
+                  </w:pPr>
+                  <w:r>
+                    <w:t xml:space="preserve">0</w:t>
+                  </w:r>
+                </w:p>
+              </w:tc>
+              <w:tc>
+                <w:tcPr/>
+                <w:p>
+                  <w:pPr>
+                    <w:pStyle w:val="Compact"/>
+                    <w:jc w:val="right"/>
+                    <w:jc w:val="center"/>
+                  </w:pPr>
+                  <w:r>
+                    <w:t xml:space="preserve">0</w:t>
+                  </w:r>
+                </w:p>
+              </w:tc>
+            </w:tr>
+            <w:tr>
+              <w:tc>
+                <w:tcPr/>
+                <w:p>
+                  <w:pPr>
+                    <w:pStyle w:val="Compact"/>
+                    <w:jc w:val="left"/>
+                    <w:jc w:val="center"/>
+                  </w:pPr>
+                  <w:r>
+                    <w:t xml:space="preserve">1997-1999</w:t>
+                  </w:r>
+                </w:p>
+              </w:tc>
+              <w:tc>
+                <w:tcPr/>
+                <w:p>
+                  <w:pPr>
+                    <w:pStyle w:val="Compact"/>
+                    <w:jc w:val="right"/>
+                    <w:jc w:val="center"/>
+                  </w:pPr>
+                  <w:r>
+                    <w:t xml:space="preserve">0</w:t>
+                  </w:r>
+                </w:p>
+              </w:tc>
+              <w:tc>
+                <w:tcPr/>
+                <w:p>
+                  <w:pPr>
+                    <w:pStyle w:val="Compact"/>
+                    <w:jc w:val="right"/>
+                    <w:jc w:val="center"/>
+                  </w:pPr>
+                  <w:r>
+                    <w:t xml:space="preserve">0</w:t>
+                  </w:r>
+                </w:p>
+              </w:tc>
+              <w:tc>
+                <w:tcPr/>
+                <w:p>
+                  <w:pPr>
+                    <w:pStyle w:val="Compact"/>
+                    <w:jc w:val="right"/>
+                    <w:jc w:val="center"/>
+                  </w:pPr>
+                  <w:r>
+                    <w:t xml:space="preserve">0</w:t>
+                  </w:r>
+                </w:p>
+              </w:tc>
+            </w:tr>
+            <w:tr>
+              <w:tc>
+                <w:tcPr/>
+                <w:p>
+                  <w:pPr>
+                    <w:pStyle w:val="Compact"/>
+                    <w:jc w:val="left"/>
+                    <w:jc w:val="center"/>
+                  </w:pPr>
+                  <w:r>
+                    <w:t xml:space="preserve">1997-1999</w:t>
+                  </w:r>
+                </w:p>
+              </w:tc>
+              <w:tc>
+                <w:tcPr/>
+                <w:p>
+                  <w:pPr>
+                    <w:pStyle w:val="Compact"/>
+                    <w:jc w:val="right"/>
+                    <w:jc w:val="center"/>
+                  </w:pPr>
+                  <w:r>
+                    <w:t xml:space="preserve">0</w:t>
+                  </w:r>
+                </w:p>
+              </w:tc>
+              <w:tc>
+                <w:tcPr/>
+                <w:p>
+                  <w:pPr>
+                    <w:pStyle w:val="Compact"/>
+                    <w:jc w:val="right"/>
+                    <w:jc w:val="center"/>
+                  </w:pPr>
+                  <w:r>
+                    <w:t xml:space="preserve">0</w:t>
+                  </w:r>
+                </w:p>
+              </w:tc>
+              <w:tc>
+                <w:tcPr/>
+                <w:p>
+                  <w:pPr>
+                    <w:pStyle w:val="Compact"/>
+                    <w:jc w:val="right"/>
+                    <w:jc w:val="center"/>
+                  </w:pPr>
+                  <w:r>
+                    <w:t xml:space="preserve">0</w:t>
+                  </w:r>
+                </w:p>
+              </w:tc>
+            </w:tr>
+            <w:tr>
+              <w:tc>
+                <w:tcPr/>
+                <w:p>
+                  <w:pPr>
+                    <w:pStyle w:val="Compact"/>
+                    <w:jc w:val="left"/>
+                    <w:jc w:val="center"/>
+                  </w:pPr>
+                  <w:r>
+                    <w:t xml:space="preserve">1997-1999</w:t>
+                  </w:r>
+                </w:p>
+              </w:tc>
+              <w:tc>
+                <w:tcPr/>
+                <w:p>
+                  <w:pPr>
+                    <w:pStyle w:val="Compact"/>
+                    <w:jc w:val="right"/>
+                    <w:jc w:val="center"/>
+                  </w:pPr>
+                  <w:r>
+                    <w:t xml:space="preserve">0</w:t>
+                  </w:r>
+                </w:p>
+              </w:tc>
+              <w:tc>
+                <w:tcPr/>
+                <w:p>
+                  <w:pPr>
+                    <w:pStyle w:val="Compact"/>
+                    <w:jc w:val="right"/>
+                    <w:jc w:val="center"/>
+                  </w:pPr>
+                  <w:r>
+                    <w:t xml:space="preserve">0</w:t>
+                  </w:r>
+                </w:p>
+              </w:tc>
+              <w:tc>
+                <w:tcPr/>
+                <w:p>
+                  <w:pPr>
+                    <w:pStyle w:val="Compact"/>
+                    <w:jc w:val="right"/>
+                    <w:jc w:val="center"/>
+                  </w:pPr>
+                  <w:r>
+                    <w:t xml:space="preserve">0</w:t>
+                  </w:r>
+                </w:p>
+              </w:tc>
+            </w:tr>
+            <w:tr>
+              <w:tc>
+                <w:tcPr/>
+                <w:p>
+                  <w:pPr>
+                    <w:pStyle w:val="Compact"/>
+                    <w:jc w:val="left"/>
+                    <w:jc w:val="center"/>
+                  </w:pPr>
+                  <w:r>
+                    <w:t xml:space="preserve">1997-1999</w:t>
+                  </w:r>
+                </w:p>
+              </w:tc>
+              <w:tc>
+                <w:tcPr/>
+                <w:p>
+                  <w:pPr>
+                    <w:pStyle w:val="Compact"/>
+                    <w:jc w:val="right"/>
+                    <w:jc w:val="center"/>
+                  </w:pPr>
+                  <w:r>
+                    <w:t xml:space="preserve">0</w:t>
+                  </w:r>
+                </w:p>
+              </w:tc>
+              <w:tc>
+                <w:tcPr/>
+                <w:p>
+                  <w:pPr>
+                    <w:pStyle w:val="Compact"/>
+                    <w:jc w:val="right"/>
+                    <w:jc w:val="center"/>
+                  </w:pPr>
+                  <w:r>
+                    <w:t xml:space="preserve">0</w:t>
+                  </w:r>
+                </w:p>
+              </w:tc>
+              <w:tc>
+                <w:tcPr/>
+                <w:p>
+                  <w:pPr>
+                    <w:pStyle w:val="Compact"/>
+                    <w:jc w:val="right"/>
+                    <w:jc w:val="center"/>
+                  </w:pPr>
+                  <w:r>
+                    <w:t xml:space="preserve">0</w:t>
+                  </w:r>
+                </w:p>
+              </w:tc>
+            </w:tr>
+            <w:tr>
+              <w:tc>
+                <w:tcPr/>
+                <w:p>
+                  <w:pPr>
+                    <w:pStyle w:val="Compact"/>
+                    <w:jc w:val="left"/>
+                    <w:jc w:val="center"/>
+                  </w:pPr>
+                  <w:r>
+                    <w:t xml:space="preserve">1997-1999</w:t>
+                  </w:r>
+                </w:p>
+              </w:tc>
+              <w:tc>
+                <w:tcPr/>
+                <w:p>
+                  <w:pPr>
+                    <w:pStyle w:val="Compact"/>
+                    <w:jc w:val="right"/>
+                    <w:jc w:val="center"/>
+                  </w:pPr>
+                  <w:r>
+                    <w:t xml:space="preserve">0</w:t>
+                  </w:r>
+                </w:p>
+              </w:tc>
+              <w:tc>
+                <w:tcPr/>
+                <w:p>
+                  <w:pPr>
+                    <w:pStyle w:val="Compact"/>
+                    <w:jc w:val="right"/>
+                    <w:jc w:val="center"/>
+                  </w:pPr>
+                  <w:r>
+                    <w:t xml:space="preserve">0</w:t>
+                  </w:r>
+                </w:p>
+              </w:tc>
+              <w:tc>
+                <w:tcPr/>
+                <w:p>
+                  <w:pPr>
+                    <w:pStyle w:val="Compact"/>
+                    <w:jc w:val="right"/>
+                    <w:jc w:val="center"/>
+                  </w:pPr>
+                  <w:r>
+                    <w:t xml:space="preserve">0</w:t>
+                  </w:r>
+                </w:p>
+              </w:tc>
+            </w:tr>
+            <w:tr>
+              <w:tc>
+                <w:tcPr/>
+                <w:p>
+                  <w:pPr>
+                    <w:pStyle w:val="Compact"/>
+                    <w:jc w:val="left"/>
+                    <w:jc w:val="center"/>
+                  </w:pPr>
+                  <w:r>
+                    <w:t xml:space="preserve">1997-1999</w:t>
+                  </w:r>
+                </w:p>
+              </w:tc>
+              <w:tc>
+                <w:tcPr/>
+                <w:p>
+                  <w:pPr>
+                    <w:pStyle w:val="Compact"/>
+                    <w:jc w:val="right"/>
+                    <w:jc w:val="center"/>
+                  </w:pPr>
+                  <w:r>
+                    <w:t xml:space="preserve">0</w:t>
+                  </w:r>
+                </w:p>
+              </w:tc>
+              <w:tc>
+                <w:tcPr/>
+                <w:p>
+                  <w:pPr>
+                    <w:pStyle w:val="Compact"/>
+                    <w:jc w:val="right"/>
+                    <w:jc w:val="center"/>
+                  </w:pPr>
+                  <w:r>
+                    <w:t xml:space="preserve">0</w:t>
+                  </w:r>
+                </w:p>
+              </w:tc>
+              <w:tc>
+                <w:tcPr/>
+                <w:p>
+                  <w:pPr>
+                    <w:pStyle w:val="Compact"/>
+                    <w:jc w:val="right"/>
+                    <w:jc w:val="center"/>
+                  </w:pPr>
+                  <w:r>
+                    <w:t xml:space="preserve">0</w:t>
+                  </w:r>
+                </w:p>
+              </w:tc>
+            </w:tr>
+            <w:tr>
+              <w:tc>
+                <w:tcPr/>
+                <w:p>
+                  <w:pPr>
+                    <w:pStyle w:val="Compact"/>
+                    <w:jc w:val="left"/>
+                    <w:jc w:val="center"/>
+                  </w:pPr>
+                  <w:r>
+                    <w:t xml:space="preserve">1997-1999</w:t>
+                  </w:r>
+                </w:p>
+              </w:tc>
+              <w:tc>
+                <w:tcPr/>
+                <w:p>
+                  <w:pPr>
+                    <w:pStyle w:val="Compact"/>
+                    <w:jc w:val="right"/>
+                    <w:jc w:val="center"/>
+                  </w:pPr>
+                  <w:r>
+                    <w:t xml:space="preserve">0</w:t>
+                  </w:r>
+                </w:p>
+              </w:tc>
+              <w:tc>
+                <w:tcPr/>
+                <w:p>
+                  <w:pPr>
+                    <w:pStyle w:val="Compact"/>
+                    <w:jc w:val="right"/>
+                    <w:jc w:val="center"/>
+                  </w:pPr>
+                  <w:r>
+                    <w:t xml:space="preserve">0</w:t>
+                  </w:r>
+                </w:p>
+              </w:tc>
+              <w:tc>
+                <w:tcPr/>
+                <w:p>
+                  <w:pPr>
+                    <w:pStyle w:val="Compact"/>
+                    <w:jc w:val="right"/>
+                    <w:jc w:val="center"/>
+                  </w:pPr>
+                  <w:r>
+                    <w:t xml:space="preserve">0</w:t>
+                  </w:r>
+                </w:p>
+              </w:tc>
+            </w:tr>
+            <w:tr>
+              <w:tc>
+                <w:tcPr/>
+                <w:p>
+                  <w:pPr>
+                    <w:pStyle w:val="Compact"/>
+                    <w:jc w:val="left"/>
+                    <w:jc w:val="center"/>
+                  </w:pPr>
+                  <w:r>
+                    <w:t xml:space="preserve">1997-1999</w:t>
+                  </w:r>
+                </w:p>
+              </w:tc>
+              <w:tc>
+                <w:tcPr/>
+                <w:p>
+                  <w:pPr>
+                    <w:pStyle w:val="Compact"/>
+                    <w:jc w:val="right"/>
+                    <w:jc w:val="center"/>
+                  </w:pPr>
+                  <w:r>
+                    <w:t xml:space="preserve">0</w:t>
+                  </w:r>
+                </w:p>
+              </w:tc>
+              <w:tc>
+                <w:tcPr/>
+                <w:p>
+                  <w:pPr>
+                    <w:pStyle w:val="Compact"/>
+                    <w:jc w:val="right"/>
+                    <w:jc w:val="center"/>
+                  </w:pPr>
+                  <w:r>
+                    <w:t xml:space="preserve">0</w:t>
+                  </w:r>
+                </w:p>
+              </w:tc>
+              <w:tc>
+                <w:tcPr/>
+                <w:p>
+                  <w:pPr>
+                    <w:pStyle w:val="Compact"/>
+                    <w:jc w:val="right"/>
+                    <w:jc w:val="center"/>
+                  </w:pPr>
+                  <w:r>
+                    <w:t xml:space="preserve">0</w:t>
+                  </w:r>
+                </w:p>
+              </w:tc>
+            </w:tr>
+            <w:tr>
+              <w:tc>
+                <w:tcPr/>
+                <w:p>
+                  <w:pPr>
+                    <w:pStyle w:val="Compact"/>
+                    <w:jc w:val="left"/>
+                    <w:jc w:val="center"/>
+                  </w:pPr>
+                  <w:r>
+                    <w:t xml:space="preserve">1997-1999</w:t>
+                  </w:r>
+                </w:p>
+              </w:tc>
+              <w:tc>
+                <w:tcPr/>
+                <w:p>
+                  <w:pPr>
+                    <w:pStyle w:val="Compact"/>
+                    <w:jc w:val="right"/>
+                    <w:jc w:val="center"/>
+                  </w:pPr>
+                  <w:r>
+                    <w:t xml:space="preserve">0</w:t>
+                  </w:r>
+                </w:p>
+              </w:tc>
+              <w:tc>
+                <w:tcPr/>
+                <w:p>
+                  <w:pPr>
+                    <w:pStyle w:val="Compact"/>
+                    <w:jc w:val="right"/>
+                    <w:jc w:val="center"/>
+                  </w:pPr>
+                  <w:r>
+                    <w:t xml:space="preserve">0</w:t>
+                  </w:r>
+                </w:p>
+              </w:tc>
+              <w:tc>
+                <w:tcPr/>
+                <w:p>
+                  <w:pPr>
+                    <w:pStyle w:val="Compact"/>
+                    <w:jc w:val="right"/>
+                    <w:jc w:val="center"/>
+                  </w:pPr>
+                  <w:r>
+                    <w:t xml:space="preserve">0</w:t>
+                  </w:r>
+                </w:p>
+              </w:tc>
+            </w:tr>
+            <w:tr>
+              <w:tc>
+                <w:tcPr/>
+                <w:p>
+                  <w:pPr>
+                    <w:pStyle w:val="Compact"/>
+                    <w:jc w:val="left"/>
+                    <w:jc w:val="center"/>
+                  </w:pPr>
+                  <w:r>
+                    <w:t xml:space="preserve">1997-1999</w:t>
+                  </w:r>
+                </w:p>
+              </w:tc>
+              <w:tc>
+                <w:tcPr/>
+                <w:p>
+                  <w:pPr>
+                    <w:pStyle w:val="Compact"/>
+                    <w:jc w:val="right"/>
+                    <w:jc w:val="center"/>
+                  </w:pPr>
+                  <w:r>
+                    <w:t xml:space="preserve">0</w:t>
+                  </w:r>
+                </w:p>
+              </w:tc>
+              <w:tc>
+                <w:tcPr/>
+                <w:p>
+                  <w:pPr>
+                    <w:pStyle w:val="Compact"/>
+                    <w:jc w:val="right"/>
+                    <w:jc w:val="center"/>
+                  </w:pPr>
+                  <w:r>
+                    <w:t xml:space="preserve">0</w:t>
+                  </w:r>
+                </w:p>
+              </w:tc>
+              <w:tc>
+                <w:tcPr/>
+                <w:p>
+                  <w:pPr>
+                    <w:pStyle w:val="Compact"/>
+                    <w:jc w:val="right"/>
+                    <w:jc w:val="center"/>
+                  </w:pPr>
+                  <w:r>
+                    <w:t xml:space="preserve">0</w:t>
+                  </w:r>
+                </w:p>
+              </w:tc>
+            </w:tr>
+            <w:tr>
+              <w:tc>
+                <w:tcPr/>
+                <w:p>
+                  <w:pPr>
+                    <w:pStyle w:val="Compact"/>
+                    <w:jc w:val="left"/>
+                    <w:jc w:val="center"/>
+                  </w:pPr>
+                  <w:r>
+                    <w:t xml:space="preserve">1997-1999</w:t>
+                  </w:r>
+                </w:p>
+              </w:tc>
+              <w:tc>
+                <w:tcPr/>
+                <w:p>
+                  <w:pPr>
+                    <w:pStyle w:val="Compact"/>
+                    <w:jc w:val="right"/>
+                    <w:jc w:val="center"/>
+                  </w:pPr>
+                  <w:r>
+                    <w:t xml:space="preserve">0</w:t>
+                  </w:r>
+                </w:p>
+              </w:tc>
+              <w:tc>
+                <w:tcPr/>
+                <w:p>
+                  <w:pPr>
+                    <w:pStyle w:val="Compact"/>
+                    <w:jc w:val="right"/>
+                    <w:jc w:val="center"/>
+                  </w:pPr>
+                  <w:r>
+                    <w:t xml:space="preserve">0</w:t>
+                  </w:r>
+                </w:p>
+              </w:tc>
+              <w:tc>
+                <w:tcPr/>
+                <w:p>
+                  <w:pPr>
+                    <w:pStyle w:val="Compact"/>
+                    <w:jc w:val="right"/>
+                    <w:jc w:val="center"/>
+                  </w:pPr>
+                  <w:r>
+                    <w:t xml:space="preserve">0</w:t>
+                  </w:r>
+                </w:p>
+              </w:tc>
+            </w:tr>
+            <w:tr>
+              <w:tc>
+                <w:tcPr/>
+                <w:p>
+                  <w:pPr>
+                    <w:pStyle w:val="Compact"/>
+                    <w:jc w:val="left"/>
+                    <w:jc w:val="center"/>
+                  </w:pPr>
+                  <w:r>
+                    <w:t xml:space="preserve">1997-1999</w:t>
+                  </w:r>
+                </w:p>
+              </w:tc>
+              <w:tc>
+                <w:tcPr/>
+                <w:p>
+                  <w:pPr>
+                    <w:pStyle w:val="Compact"/>
+                    <w:jc w:val="right"/>
+                    <w:jc w:val="center"/>
+                  </w:pPr>
+                  <w:r>
+                    <w:t xml:space="preserve">0</w:t>
+                  </w:r>
+                </w:p>
+              </w:tc>
+              <w:tc>
+                <w:tcPr/>
+                <w:p>
+                  <w:pPr>
+                    <w:pStyle w:val="Compact"/>
+                    <w:jc w:val="right"/>
+                    <w:jc w:val="center"/>
+                  </w:pPr>
+                  <w:r>
+                    <w:t xml:space="preserve">0</w:t>
+                  </w:r>
+                </w:p>
+              </w:tc>
+              <w:tc>
+                <w:tcPr/>
+                <w:p>
+                  <w:pPr>
+                    <w:pStyle w:val="Compact"/>
+                    <w:jc w:val="right"/>
+                    <w:jc w:val="center"/>
+                  </w:pPr>
+                  <w:r>
+                    <w:t xml:space="preserve">0</w:t>
+                  </w:r>
+                </w:p>
+              </w:tc>
+            </w:tr>
+            <w:tr>
+              <w:tc>
+                <w:tcPr/>
+                <w:p>
+                  <w:pPr>
+                    <w:pStyle w:val="Compact"/>
+                    <w:jc w:val="left"/>
+                    <w:jc w:val="center"/>
+                  </w:pPr>
+                  <w:r>
+                    <w:t xml:space="preserve">1997-1999</w:t>
+                  </w:r>
+                </w:p>
+              </w:tc>
+              <w:tc>
+                <w:tcPr/>
+                <w:p>
+                  <w:pPr>
+                    <w:pStyle w:val="Compact"/>
+                    <w:jc w:val="right"/>
+                    <w:jc w:val="center"/>
+                  </w:pPr>
+                  <w:r>
+                    <w:t xml:space="preserve">0</w:t>
+                  </w:r>
+                </w:p>
+              </w:tc>
+              <w:tc>
+                <w:tcPr/>
+                <w:p>
+                  <w:pPr>
+                    <w:pStyle w:val="Compact"/>
+                    <w:jc w:val="right"/>
+                    <w:jc w:val="center"/>
+                  </w:pPr>
+                  <w:r>
+                    <w:t xml:space="preserve">0</w:t>
+                  </w:r>
+                </w:p>
+              </w:tc>
+              <w:tc>
+                <w:tcPr/>
+                <w:p>
+                  <w:pPr>
+                    <w:pStyle w:val="Compact"/>
+                    <w:jc w:val="right"/>
+                    <w:jc w:val="center"/>
+                  </w:pPr>
+                  <w:r>
+                    <w:t xml:space="preserve">0</w:t>
+                  </w:r>
+                </w:p>
+              </w:tc>
+            </w:tr>
+            <w:tr>
+              <w:tc>
+                <w:tcPr/>
+                <w:p>
+                  <w:pPr>
+                    <w:pStyle w:val="Compact"/>
+                    <w:jc w:val="left"/>
+                    <w:jc w:val="center"/>
+                  </w:pPr>
+                  <w:r>
+                    <w:t xml:space="preserve">1997-1999</w:t>
+                  </w:r>
+                </w:p>
+              </w:tc>
+              <w:tc>
+                <w:tcPr/>
+                <w:p>
+                  <w:pPr>
+                    <w:pStyle w:val="Compact"/>
+                    <w:jc w:val="right"/>
+                    <w:jc w:val="center"/>
+                  </w:pPr>
+                  <w:r>
+                    <w:t xml:space="preserve">0</w:t>
+                  </w:r>
+                </w:p>
+              </w:tc>
+              <w:tc>
+                <w:tcPr/>
+                <w:p>
+                  <w:pPr>
+                    <w:pStyle w:val="Compact"/>
+                    <w:jc w:val="right"/>
+                    <w:jc w:val="center"/>
+                  </w:pPr>
+                  <w:r>
+                    <w:t xml:space="preserve">0</w:t>
+                  </w:r>
+                </w:p>
+              </w:tc>
+              <w:tc>
+                <w:tcPr/>
+                <w:p>
+                  <w:pPr>
+                    <w:pStyle w:val="Compact"/>
+                    <w:jc w:val="right"/>
+                    <w:jc w:val="center"/>
+                  </w:pPr>
+                  <w:r>
+                    <w:t xml:space="preserve">0</w:t>
+                  </w:r>
+                </w:p>
+              </w:tc>
+            </w:tr>
+            <w:tr>
+              <w:tc>
+                <w:tcPr/>
+                <w:p>
+                  <w:pPr>
+                    <w:pStyle w:val="Compact"/>
+                    <w:jc w:val="left"/>
+                    <w:jc w:val="center"/>
+                  </w:pPr>
+                  <w:r>
+                    <w:t xml:space="preserve">1997-1999</w:t>
+                  </w:r>
+                </w:p>
+              </w:tc>
+              <w:tc>
+                <w:tcPr/>
+                <w:p>
+                  <w:pPr>
+                    <w:pStyle w:val="Compact"/>
+                    <w:jc w:val="right"/>
+                    <w:jc w:val="center"/>
+                  </w:pPr>
+                  <w:r>
+                    <w:t xml:space="preserve">0</w:t>
+                  </w:r>
+                </w:p>
+              </w:tc>
+              <w:tc>
+                <w:tcPr/>
+                <w:p>
+                  <w:pPr>
+                    <w:pStyle w:val="Compact"/>
+                    <w:jc w:val="right"/>
+                    <w:jc w:val="center"/>
+                  </w:pPr>
+                  <w:r>
+                    <w:t xml:space="preserve">0</w:t>
+                  </w:r>
+                </w:p>
+              </w:tc>
+              <w:tc>
+                <w:tcPr/>
+                <w:p>
+                  <w:pPr>
+                    <w:pStyle w:val="Compact"/>
+                    <w:jc w:val="right"/>
+                    <w:jc w:val="center"/>
+                  </w:pPr>
+                  <w:r>
+                    <w:t xml:space="preserve">0</w:t>
+                  </w:r>
+                </w:p>
+              </w:tc>
+            </w:tr>
+            <w:tr>
+              <w:tc>
+                <w:tcPr/>
+                <w:p>
+                  <w:pPr>
+                    <w:pStyle w:val="Compact"/>
+                    <w:jc w:val="left"/>
+                    <w:jc w:val="center"/>
+                  </w:pPr>
+                  <w:r>
+                    <w:t xml:space="preserve">1997-1999</w:t>
+                  </w:r>
+                </w:p>
+              </w:tc>
+              <w:tc>
+                <w:tcPr/>
+                <w:p>
+                  <w:pPr>
+                    <w:pStyle w:val="Compact"/>
+                    <w:jc w:val="right"/>
+                    <w:jc w:val="center"/>
+                  </w:pPr>
+                  <w:r>
+                    <w:t xml:space="preserve">0</w:t>
+                  </w:r>
+                </w:p>
+              </w:tc>
+              <w:tc>
+                <w:tcPr/>
+                <w:p>
+                  <w:pPr>
+                    <w:pStyle w:val="Compact"/>
+                    <w:jc w:val="right"/>
+                    <w:jc w:val="center"/>
+                  </w:pPr>
+                  <w:r>
+                    <w:t xml:space="preserve">0</w:t>
+                  </w:r>
+                </w:p>
+              </w:tc>
+              <w:tc>
+                <w:tcPr/>
+                <w:p>
+                  <w:pPr>
+                    <w:pStyle w:val="Compact"/>
+                    <w:jc w:val="right"/>
+                    <w:jc w:val="center"/>
+                  </w:pPr>
+                  <w:r>
+                    <w:t xml:space="preserve">0</w:t>
+                  </w:r>
+                </w:p>
+              </w:tc>
+            </w:tr>
+            <w:tr>
+              <w:tc>
+                <w:tcPr/>
+                <w:p>
+                  <w:pPr>
+                    <w:pStyle w:val="Compact"/>
+                    <w:jc w:val="left"/>
+                    <w:jc w:val="center"/>
+                  </w:pPr>
+                  <w:r>
+                    <w:t xml:space="preserve">1997-1999</w:t>
+                  </w:r>
+                </w:p>
+              </w:tc>
+              <w:tc>
+                <w:tcPr/>
+                <w:p>
+                  <w:pPr>
+                    <w:pStyle w:val="Compact"/>
+                    <w:jc w:val="right"/>
+                    <w:jc w:val="center"/>
+                  </w:pPr>
+                  <w:r>
+                    <w:t xml:space="preserve">0</w:t>
+                  </w:r>
+                </w:p>
+              </w:tc>
+              <w:tc>
+                <w:tcPr/>
+                <w:p>
+                  <w:pPr>
+                    <w:pStyle w:val="Compact"/>
+                    <w:jc w:val="right"/>
+                    <w:jc w:val="center"/>
+                  </w:pPr>
+                  <w:r>
+                    <w:t xml:space="preserve">0</w:t>
+                  </w:r>
+                </w:p>
+              </w:tc>
+              <w:tc>
+                <w:tcPr/>
+                <w:p>
+                  <w:pPr>
+                    <w:pStyle w:val="Compact"/>
+                    <w:jc w:val="right"/>
+                    <w:jc w:val="center"/>
+                  </w:pPr>
+                  <w:r>
+                    <w:t xml:space="preserve">0</w:t>
+                  </w:r>
+                </w:p>
+              </w:tc>
+            </w:tr>
+            <w:tr>
+              <w:tc>
+                <w:tcPr/>
+                <w:p>
+                  <w:pPr>
+                    <w:pStyle w:val="Compact"/>
+                    <w:jc w:val="left"/>
+                    <w:jc w:val="center"/>
+                  </w:pPr>
+                  <w:r>
+                    <w:t xml:space="preserve">1997-1999</w:t>
+                  </w:r>
+                </w:p>
+              </w:tc>
+              <w:tc>
+                <w:tcPr/>
+                <w:p>
+                  <w:pPr>
+                    <w:pStyle w:val="Compact"/>
+                    <w:jc w:val="right"/>
+                    <w:jc w:val="center"/>
+                  </w:pPr>
+                  <w:r>
+                    <w:t xml:space="preserve">0</w:t>
+                  </w:r>
+                </w:p>
+              </w:tc>
+              <w:tc>
+                <w:tcPr/>
+                <w:p>
+                  <w:pPr>
+                    <w:pStyle w:val="Compact"/>
+                    <w:jc w:val="right"/>
+                    <w:jc w:val="center"/>
+                  </w:pPr>
+                  <w:r>
+                    <w:t xml:space="preserve">0</w:t>
+                  </w:r>
+                </w:p>
+              </w:tc>
+              <w:tc>
+                <w:tcPr/>
+                <w:p>
+                  <w:pPr>
+                    <w:pStyle w:val="Compact"/>
+                    <w:jc w:val="right"/>
+                    <w:jc w:val="center"/>
+                  </w:pPr>
+                  <w:r>
+                    <w:t xml:space="preserve">0</w:t>
+                  </w:r>
+                </w:p>
+              </w:tc>
+            </w:tr>
+            <w:tr>
+              <w:tc>
+                <w:tcPr/>
+                <w:p>
+                  <w:pPr>
+                    <w:pStyle w:val="Compact"/>
+                    <w:jc w:val="left"/>
+                    <w:jc w:val="center"/>
+                  </w:pPr>
+                  <w:r>
+                    <w:t xml:space="preserve">1997-1999</w:t>
+                  </w:r>
+                </w:p>
+              </w:tc>
+              <w:tc>
+                <w:tcPr/>
+                <w:p>
+                  <w:pPr>
+                    <w:pStyle w:val="Compact"/>
+                    <w:jc w:val="right"/>
+                    <w:jc w:val="center"/>
+                  </w:pPr>
+                  <w:r>
+                    <w:t xml:space="preserve">0</w:t>
+                  </w:r>
+                </w:p>
+              </w:tc>
+              <w:tc>
+                <w:tcPr/>
+                <w:p>
+                  <w:pPr>
+                    <w:pStyle w:val="Compact"/>
+                    <w:jc w:val="right"/>
+                    <w:jc w:val="center"/>
+                  </w:pPr>
+                  <w:r>
+                    <w:t xml:space="preserve">0</w:t>
+                  </w:r>
+                </w:p>
+              </w:tc>
+              <w:tc>
+                <w:tcPr/>
+                <w:p>
+                  <w:pPr>
+                    <w:pStyle w:val="Compact"/>
+                    <w:jc w:val="right"/>
+                    <w:jc w:val="center"/>
+                  </w:pPr>
+                  <w:r>
+                    <w:t xml:space="preserve">0</w:t>
+                  </w:r>
+                </w:p>
+              </w:tc>
+            </w:tr>
+            <w:tr>
+              <w:tc>
+                <w:tcPr/>
+                <w:p>
+                  <w:pPr>
+                    <w:pStyle w:val="Compact"/>
+                    <w:jc w:val="left"/>
+                    <w:jc w:val="center"/>
+                  </w:pPr>
+                  <w:r>
+                    <w:t xml:space="preserve">1997-1999</w:t>
+                  </w:r>
+                </w:p>
+              </w:tc>
+              <w:tc>
+                <w:tcPr/>
+                <w:p>
+                  <w:pPr>
+                    <w:pStyle w:val="Compact"/>
+                    <w:jc w:val="right"/>
+                    <w:jc w:val="center"/>
+                  </w:pPr>
+                  <w:r>
+                    <w:t xml:space="preserve">0</w:t>
+                  </w:r>
+                </w:p>
+              </w:tc>
+              <w:tc>
+                <w:tcPr/>
+                <w:p>
+                  <w:pPr>
+                    <w:pStyle w:val="Compact"/>
+                    <w:jc w:val="right"/>
+                    <w:jc w:val="center"/>
+                  </w:pPr>
+                  <w:r>
+                    <w:t xml:space="preserve">0</w:t>
+                  </w:r>
+                </w:p>
+              </w:tc>
+              <w:tc>
+                <w:tcPr/>
+                <w:p>
+                  <w:pPr>
+                    <w:pStyle w:val="Compact"/>
+                    <w:jc w:val="right"/>
+                    <w:jc w:val="center"/>
+                  </w:pPr>
+                  <w:r>
+                    <w:t xml:space="preserve">0</w:t>
                   </w:r>
                 </w:p>
               </w:tc>
             </w:tr>
           </w:tbl>
-          <w:bookmarkEnd w:id="24"/>
+          <w:bookmarkEnd w:id="14"/>
           <w:p/>
         </w:tc>
       </w:tr>
     </w:tbl>
-    <w:bookmarkEnd w:id="25"/>
-    <w:bookmarkEnd w:id="26"/>
+    <w:bookmarkStart w:id="16" w:name="refs"/>
+    <w:bookmarkStart w:id="15" w:name="ref-lydeamore2026border"/>
+    <w:p>
+      <w:pPr>
+        <w:pStyle w:val="Bibliography"/>
+      </w:pPr>
+      <w:r>
+        <w:t xml:space="preserve">Lydeamore, Michael, Cameron Zachreson, Eamon Conway, et al.</w:t>
+      </w:r>
+      <w:r>
+        <w:t xml:space="preserve"> 2026.</w:t>
+      </w:r>
+      <w:r>
+        <w:t xml:space="preserve"> </w:t>
+      </w:r>
+      <w:r>
+        <w:t xml:space="preserve">“Border Quarantine, Vaccination and Public Health Measures to Mitigate the Impact of COVID-19 Importations in Australia: A Modelling Study.”</w:t>
+      </w:r>
+      <w:r>
+        <w:t xml:space="preserve"> </w:t>
+      </w:r>
+      <w:r>
+        <w:rPr>
+          <w:i/>
+          <w:iCs/>
+        </w:rPr>
+        <w:t xml:space="preserve">Journal of the Royal Society Interface</w:t>
+      </w:r>
+      <w:r>
+        <w:t xml:space="preserve"> </w:t>
+      </w:r>
+      <w:r>
+        <w:t xml:space="preserve">23 (235).</w:t>
+      </w:r>
+    </w:p>
+    <w:bookmarkEnd w:id="15"/>
+    <w:bookmarkEnd w:id="16"/>
+    <w:bookmarkEnd w:id="17"/>
+    <w:bookmarkEnd w:id="18"/>
     <w:sectPr>
       <w:footnotePr>
         <w:numRestart w:val="eachSect"/>
@@ -1697,10 +2475,10 @@
   <w:docDefaults>
     <w:rPrDefault>
       <w:rPr>
-        <w:rFonts w:asciiTheme="minorHAnsi" w:cstheme="minorBidi" w:eastAsiaTheme="minorHAnsi" w:hAnsiTheme="minorHAnsi"/>
+        <w:rFonts w:asciiTheme="minorHAnsi" w:cstheme="minorBidi" w:eastAsiaTheme="minorEastAsia" w:hAnsiTheme="minorHAnsi"/>
         <w:sz w:val="24"/>
         <w:szCs w:val="24"/>
-        <w:lang w:bidi="ar-SA" w:eastAsia="en-US" w:val="en-US"/>
+        <w:lang w:bidi="ar-SA" w:eastAsia="zh-CN" w:val="en-US"/>
       </w:rPr>
     </w:rPrDefault>
     <w:pPrDefault>
@@ -2241,13 +3019,6 @@
       </w:tblCellMar>
     </w:tblPr>
     <w:tblStylePr w:type="firstRow">
-      <w:tblPr>
-        <w:jc w:val="left"/>
-        <w:tblInd w:type="dxa" w:w="0"/>
-      </w:tblPr>
-      <w:trPr>
-        <w:jc w:val="left"/>
-      </w:trPr>
       <w:tcPr>
         <w:tcBorders>
           <w:bottom w:val="single"/>
